--- a/ใบงานที่8_AI_Coding_Assistant.docx
+++ b/ใบงานที่8_AI_Coding_Assistant.docx
@@ -70,7 +70,7 @@
           <w:cs/>
           <w:lang w:val="th-TH" w:bidi="th-TH"/>
         </w:rPr>
-        <w:t>หัวข้อ: ระบบขายหน้าร้าน (POS) ตลาดสดทวีโรจน์ ด้วย AI Coding Assistant  |  กลุ่มที่ 1</w:t>
+        <w:t>หัวข้อโครงงาน: ระบบขายหน้าร้าน (POS) ตลาดสดทวีโรจน์ ด้วย AI Coding Assistant  |  กลุ่มที่ 1</w:t>
       </w:r>
     </w:p>
     <w:p>
@@ -87,7 +87,7 @@
           <w:cs/>
           <w:lang w:val="th-TH" w:bidi="th-TH"/>
         </w:rPr>
-        <w:t>ผู้นำเสนอ A: นายวิทยา (66541207018-7)    ผู้นำเสนอ B: นายภคพล วราสินธ์ (66541207074-0)</w:t>
+        <w:t>ผู้นำเสนอ: นายวิทยา (66541207018-7) และ นายภคพล วราสินธ์ (66541207074-0)</w:t>
       </w:r>
     </w:p>
     <w:p>
@@ -104,7 +104,7 @@
           <w:cs/>
           <w:lang w:val="th-TH" w:bidi="th-TH"/>
         </w:rPr>
-        <w:t>สอบวันที่ 28 กันยายน 2569 เวลา 9:00–12:00 น. ห้อง บธ.3-505  |  เวลานำเสนอรวมไม่เกิน 15 นาที</w:t>
+        <w:t>สอบวันที่ 28 กันยายน 2569 เวลา 9:00–12:00 น. ห้อง บธ.3-505</w:t>
       </w:r>
     </w:p>
     <w:p>
@@ -121,25 +121,43 @@
           <w:cs/>
           <w:lang w:val="th-TH" w:bidi="th-TH"/>
         </w:rPr>
-        <w:t>ไฟล์ประกอบ: ใบงานที่8_สไลด์นำเสนอ.pdf (ส่งอาจารย์) และ .pptx (มีบทพูดใน Speaker Notes ทุกสไลด์)</w:t>
+        <w:t>ไฟล์ประกอบ: ใบงานที่8_สไลด์นำเสนอ.pdf / .pptx (14 สไลด์ มีบทพูดใน Speaker Notes ทุกสไลด์)</w:t>
       </w:r>
     </w:p>
     <w:p>
       <w:pPr>
-        <w:pStyle w:val="Heading2"/>
+        <w:jc w:val="left"/>
       </w:pPr>
       <w:r>
         <w:rPr>
           <w:rFonts w:ascii="TH Sarabun New" w:hAnsi="TH Sarabun New" w:cs="TH Sarabun New" w:eastAsia="TH Sarabun New" w:hint="cs"/>
           <w:b/>
           <w:bCs/>
-          <w:color w:val="000000"/>
-          <w:sz w:val="36"/>
-          <w:szCs w:val="36"/>
+          <w:i w:val="0"/>
+          <w:sz w:val="32"/>
+          <w:szCs w:val="32"/>
           <w:cs/>
           <w:lang w:val="th-TH" w:bidi="th-TH"/>
         </w:rPr>
-        <w:t>1. องค์ประกอบการนำเสนอ</w:t>
+        <w:t>นำเสนอ 15 นาที</w:t>
+      </w:r>
+    </w:p>
+    <w:p>
+      <w:pPr>
+        <w:jc w:val="left"/>
+      </w:pPr>
+      <w:r>
+        <w:rPr>
+          <w:rFonts w:ascii="TH Sarabun New" w:hAnsi="TH Sarabun New" w:cs="TH Sarabun New" w:eastAsia="TH Sarabun New" w:hint="cs"/>
+          <w:b/>
+          <w:bCs/>
+          <w:i w:val="0"/>
+          <w:sz w:val="32"/>
+          <w:szCs w:val="32"/>
+          <w:cs/>
+          <w:lang w:val="th-TH" w:bidi="th-TH"/>
+        </w:rPr>
+        <w:t>ประกอบด้วย</w:t>
       </w:r>
     </w:p>
     <w:tbl>
@@ -150,14 +168,16 @@
         <w:tblLook w:firstColumn="1" w:firstRow="1" w:lastColumn="0" w:lastRow="0" w:noHBand="0" w:noVBand="1" w:val="04A0"/>
       </w:tblPr>
       <w:tblGrid>
-        <w:gridCol w:w="3009"/>
-        <w:gridCol w:w="3009"/>
-        <w:gridCol w:w="3009"/>
+        <w:gridCol w:w="1805"/>
+        <w:gridCol w:w="1805"/>
+        <w:gridCol w:w="1805"/>
+        <w:gridCol w:w="1805"/>
+        <w:gridCol w:w="1805"/>
       </w:tblGrid>
       <w:tr>
         <w:tc>
           <w:tcPr>
-            <w:tcW w:type="dxa" w:w="1984"/>
+            <w:tcW w:type="dxa" w:w="1871"/>
             <w:shd w:val="clear" w:color="auto" w:fill="D9EFEA"/>
           </w:tcPr>
           <w:p>
@@ -175,13 +195,13 @@
                 <w:cs/>
                 <w:lang w:val="th-TH" w:bidi="th-TH"/>
               </w:rPr>
-              <w:t>หัวข้อตามใบงาน</w:t>
+              <w:t>หัวข้อ</w:t>
             </w:r>
           </w:p>
         </w:tc>
         <w:tc>
           <w:tcPr>
-            <w:tcW w:type="dxa" w:w="5953"/>
+            <w:tcW w:type="dxa" w:w="3798"/>
             <w:shd w:val="clear" w:color="auto" w:fill="D9EFEA"/>
           </w:tcPr>
           <w:p>
@@ -205,7 +225,7 @@
         </w:tc>
         <w:tc>
           <w:tcPr>
-            <w:tcW w:type="dxa" w:w="1134"/>
+            <w:tcW w:type="dxa" w:w="850"/>
             <w:shd w:val="clear" w:color="auto" w:fill="D9EFEA"/>
           </w:tcPr>
           <w:p>
@@ -227,479 +247,9 @@
             </w:r>
           </w:p>
         </w:tc>
-      </w:tr>
-      <w:tr>
         <w:tc>
           <w:tcPr>
-            <w:tcW w:type="dxa" w:w="1984"/>
-          </w:tcPr>
-          <w:p>
-            <w:pPr>
-              <w:spacing w:after="0"/>
-            </w:pPr>
-            <w:r/>
-            <w:r>
-              <w:rPr>
-                <w:rFonts w:ascii="TH Sarabun New" w:hAnsi="TH Sarabun New" w:cs="TH Sarabun New" w:eastAsia="TH Sarabun New" w:hint="cs"/>
-                <w:b w:val="0"/>
-                <w:i w:val="0"/>
-                <w:sz w:val="28"/>
-                <w:szCs w:val="28"/>
-                <w:cs/>
-                <w:lang w:val="th-TH" w:bidi="th-TH"/>
-              </w:rPr>
-              <w:t>ปัญหาที่เลือก</w:t>
-            </w:r>
-          </w:p>
-        </w:tc>
-        <w:tc>
-          <w:tcPr>
-            <w:tcW w:type="dxa" w:w="5953"/>
-          </w:tcPr>
-          <w:p>
-            <w:pPr>
-              <w:spacing w:after="0"/>
-            </w:pPr>
-            <w:r/>
-            <w:r>
-              <w:rPr>
-                <w:rFonts w:ascii="TH Sarabun New" w:hAnsi="TH Sarabun New" w:cs="TH Sarabun New" w:eastAsia="TH Sarabun New" w:hint="cs"/>
-                <w:b w:val="0"/>
-                <w:i w:val="0"/>
-                <w:sz w:val="28"/>
-                <w:szCs w:val="28"/>
-                <w:cs/>
-                <w:lang w:val="th-TH" w:bidi="th-TH"/>
-              </w:rPr>
-              <w:t>การคิดเงินด้วยมือในตลาดสด: ช้า ผิดพลาด สต็อกไม่ตรง</w:t>
-            </w:r>
-          </w:p>
-        </w:tc>
-        <w:tc>
-          <w:tcPr>
-            <w:tcW w:type="dxa" w:w="1134"/>
-          </w:tcPr>
-          <w:p>
-            <w:pPr>
-              <w:spacing w:after="0"/>
-            </w:pPr>
-            <w:r/>
-            <w:r>
-              <w:rPr>
-                <w:rFonts w:ascii="TH Sarabun New" w:hAnsi="TH Sarabun New" w:cs="TH Sarabun New" w:eastAsia="TH Sarabun New"/>
-                <w:b w:val="0"/>
-                <w:i w:val="0"/>
-                <w:sz w:val="28"/>
-                <w:szCs w:val="28"/>
-                <w:lang w:val="th-TH" w:bidi="th-TH"/>
-              </w:rPr>
-              <w:t>2</w:t>
-            </w:r>
-          </w:p>
-        </w:tc>
-      </w:tr>
-      <w:tr>
-        <w:tc>
-          <w:tcPr>
-            <w:tcW w:type="dxa" w:w="1984"/>
-          </w:tcPr>
-          <w:p>
-            <w:pPr>
-              <w:spacing w:after="0"/>
-            </w:pPr>
-            <w:r/>
-            <w:r>
-              <w:rPr>
-                <w:rFonts w:ascii="TH Sarabun New" w:hAnsi="TH Sarabun New" w:cs="TH Sarabun New" w:eastAsia="TH Sarabun New" w:hint="cs"/>
-                <w:b w:val="0"/>
-                <w:i w:val="0"/>
-                <w:sz w:val="28"/>
-                <w:szCs w:val="28"/>
-                <w:cs/>
-                <w:lang w:val="th-TH" w:bidi="th-TH"/>
-              </w:rPr>
-              <w:t>เทคโนโลยีที่ศึกษา</w:t>
-            </w:r>
-          </w:p>
-        </w:tc>
-        <w:tc>
-          <w:tcPr>
-            <w:tcW w:type="dxa" w:w="5953"/>
-          </w:tcPr>
-          <w:p>
-            <w:pPr>
-              <w:spacing w:after="0"/>
-            </w:pPr>
-            <w:r/>
-            <w:r>
-              <w:rPr>
-                <w:rFonts w:ascii="TH Sarabun New" w:hAnsi="TH Sarabun New" w:cs="TH Sarabun New" w:eastAsia="TH Sarabun New" w:hint="cs"/>
-                <w:b w:val="0"/>
-                <w:i w:val="0"/>
-                <w:sz w:val="28"/>
-                <w:szCs w:val="28"/>
-                <w:cs/>
-                <w:lang w:val="th-TH" w:bidi="th-TH"/>
-              </w:rPr>
-              <w:t>AI Coding Assistant (ChatGPT, Copilot, Codex) + ข้อค้นพบจากงานวิจัย + วิธีที่กลุ่มใช้ AI</w:t>
-            </w:r>
-          </w:p>
-        </w:tc>
-        <w:tc>
-          <w:tcPr>
-            <w:tcW w:type="dxa" w:w="1134"/>
-          </w:tcPr>
-          <w:p>
-            <w:pPr>
-              <w:spacing w:after="0"/>
-            </w:pPr>
-            <w:r/>
-            <w:r>
-              <w:rPr>
-                <w:rFonts w:ascii="TH Sarabun New" w:hAnsi="TH Sarabun New" w:cs="TH Sarabun New" w:eastAsia="TH Sarabun New"/>
-                <w:b w:val="0"/>
-                <w:i w:val="0"/>
-                <w:sz w:val="28"/>
-                <w:szCs w:val="28"/>
-                <w:lang w:val="th-TH" w:bidi="th-TH"/>
-              </w:rPr>
-              <w:t>3–4</w:t>
-            </w:r>
-          </w:p>
-        </w:tc>
-      </w:tr>
-      <w:tr>
-        <w:tc>
-          <w:tcPr>
-            <w:tcW w:type="dxa" w:w="1984"/>
-          </w:tcPr>
-          <w:p>
-            <w:pPr>
-              <w:spacing w:after="0"/>
-            </w:pPr>
-            <w:r/>
-            <w:r>
-              <w:rPr>
-                <w:rFonts w:ascii="TH Sarabun New" w:hAnsi="TH Sarabun New" w:cs="TH Sarabun New" w:eastAsia="TH Sarabun New"/>
-                <w:b w:val="0"/>
-                <w:i w:val="0"/>
-                <w:sz w:val="28"/>
-                <w:szCs w:val="28"/>
-                <w:lang w:val="th-TH" w:bidi="th-TH"/>
-              </w:rPr>
-              <w:t>Prototype</w:t>
-            </w:r>
-          </w:p>
-        </w:tc>
-        <w:tc>
-          <w:tcPr>
-            <w:tcW w:type="dxa" w:w="5953"/>
-          </w:tcPr>
-          <w:p>
-            <w:pPr>
-              <w:spacing w:after="0"/>
-            </w:pPr>
-            <w:r/>
-            <w:r>
-              <w:rPr>
-                <w:rFonts w:ascii="TH Sarabun New" w:hAnsi="TH Sarabun New" w:cs="TH Sarabun New" w:eastAsia="TH Sarabun New" w:hint="cs"/>
-                <w:b w:val="0"/>
-                <w:i w:val="0"/>
-                <w:sz w:val="28"/>
-                <w:szCs w:val="28"/>
-                <w:cs/>
-                <w:lang w:val="th-TH" w:bidi="th-TH"/>
-              </w:rPr>
-              <w:t>Use Case, สถาปัตยกรรม 3 ชั้น, กลไก Transaction / Prepared Statement</w:t>
-            </w:r>
-          </w:p>
-        </w:tc>
-        <w:tc>
-          <w:tcPr>
-            <w:tcW w:type="dxa" w:w="1134"/>
-          </w:tcPr>
-          <w:p>
-            <w:pPr>
-              <w:spacing w:after="0"/>
-            </w:pPr>
-            <w:r/>
-            <w:r>
-              <w:rPr>
-                <w:rFonts w:ascii="TH Sarabun New" w:hAnsi="TH Sarabun New" w:cs="TH Sarabun New" w:eastAsia="TH Sarabun New"/>
-                <w:b w:val="0"/>
-                <w:i w:val="0"/>
-                <w:sz w:val="28"/>
-                <w:szCs w:val="28"/>
-                <w:lang w:val="th-TH" w:bidi="th-TH"/>
-              </w:rPr>
-              <w:t>5–7</w:t>
-            </w:r>
-          </w:p>
-        </w:tc>
-      </w:tr>
-      <w:tr>
-        <w:tc>
-          <w:tcPr>
-            <w:tcW w:type="dxa" w:w="1984"/>
-          </w:tcPr>
-          <w:p>
-            <w:pPr>
-              <w:spacing w:after="0"/>
-            </w:pPr>
-            <w:r/>
-            <w:r>
-              <w:rPr>
-                <w:rFonts w:ascii="TH Sarabun New" w:hAnsi="TH Sarabun New" w:cs="TH Sarabun New" w:eastAsia="TH Sarabun New"/>
-                <w:b w:val="0"/>
-                <w:i w:val="0"/>
-                <w:sz w:val="28"/>
-                <w:szCs w:val="28"/>
-                <w:lang w:val="th-TH" w:bidi="th-TH"/>
-              </w:rPr>
-              <w:t>Demo</w:t>
-            </w:r>
-          </w:p>
-        </w:tc>
-        <w:tc>
-          <w:tcPr>
-            <w:tcW w:type="dxa" w:w="5953"/>
-          </w:tcPr>
-          <w:p>
-            <w:pPr>
-              <w:spacing w:after="0"/>
-            </w:pPr>
-            <w:r/>
-            <w:r>
-              <w:rPr>
-                <w:rFonts w:ascii="TH Sarabun New" w:hAnsi="TH Sarabun New" w:cs="TH Sarabun New" w:eastAsia="TH Sarabun New" w:hint="cs"/>
-                <w:b w:val="0"/>
-                <w:i w:val="0"/>
-                <w:sz w:val="28"/>
-                <w:szCs w:val="28"/>
-                <w:cs/>
-                <w:lang w:val="th-TH" w:bidi="th-TH"/>
-              </w:rPr>
-              <w:t>สาธิตระบบจริงบน XAMPP ตาม Use Case หลัก 7 ขั้นตอน</w:t>
-            </w:r>
-          </w:p>
-        </w:tc>
-        <w:tc>
-          <w:tcPr>
-            <w:tcW w:type="dxa" w:w="1134"/>
-          </w:tcPr>
-          <w:p>
-            <w:pPr>
-              <w:spacing w:after="0"/>
-            </w:pPr>
-            <w:r/>
-            <w:r>
-              <w:rPr>
-                <w:rFonts w:ascii="TH Sarabun New" w:hAnsi="TH Sarabun New" w:cs="TH Sarabun New" w:eastAsia="TH Sarabun New"/>
-                <w:b w:val="0"/>
-                <w:i w:val="0"/>
-                <w:sz w:val="28"/>
-                <w:szCs w:val="28"/>
-                <w:lang w:val="th-TH" w:bidi="th-TH"/>
-              </w:rPr>
-              <w:t>8</w:t>
-            </w:r>
-          </w:p>
-        </w:tc>
-      </w:tr>
-      <w:tr>
-        <w:tc>
-          <w:tcPr>
-            <w:tcW w:type="dxa" w:w="1984"/>
-          </w:tcPr>
-          <w:p>
-            <w:pPr>
-              <w:spacing w:after="0"/>
-            </w:pPr>
-            <w:r/>
-            <w:r>
-              <w:rPr>
-                <w:rFonts w:ascii="TH Sarabun New" w:hAnsi="TH Sarabun New" w:cs="TH Sarabun New" w:eastAsia="TH Sarabun New" w:hint="cs"/>
-                <w:b w:val="0"/>
-                <w:i w:val="0"/>
-                <w:sz w:val="28"/>
-                <w:szCs w:val="28"/>
-                <w:cs/>
-                <w:lang w:val="th-TH" w:bidi="th-TH"/>
-              </w:rPr>
-              <w:t>ผลลัพธ์</w:t>
-            </w:r>
-          </w:p>
-        </w:tc>
-        <w:tc>
-          <w:tcPr>
-            <w:tcW w:type="dxa" w:w="5953"/>
-          </w:tcPr>
-          <w:p>
-            <w:pPr>
-              <w:spacing w:after="0"/>
-            </w:pPr>
-            <w:r/>
-            <w:r>
-              <w:rPr>
-                <w:rFonts w:ascii="TH Sarabun New" w:hAnsi="TH Sarabun New" w:cs="TH Sarabun New" w:eastAsia="TH Sarabun New" w:hint="cs"/>
-                <w:b w:val="0"/>
-                <w:i w:val="0"/>
-                <w:sz w:val="28"/>
-                <w:szCs w:val="28"/>
-                <w:cs/>
-                <w:lang w:val="th-TH" w:bidi="th-TH"/>
-              </w:rPr>
-              <w:t>ผลการทดสอบ, Bug ที่พบ, ข้อจำกัด, สรุป</w:t>
-            </w:r>
-          </w:p>
-        </w:tc>
-        <w:tc>
-          <w:tcPr>
-            <w:tcW w:type="dxa" w:w="1134"/>
-          </w:tcPr>
-          <w:p>
-            <w:pPr>
-              <w:spacing w:after="0"/>
-            </w:pPr>
-            <w:r/>
-            <w:r>
-              <w:rPr>
-                <w:rFonts w:ascii="TH Sarabun New" w:hAnsi="TH Sarabun New" w:cs="TH Sarabun New" w:eastAsia="TH Sarabun New"/>
-                <w:b w:val="0"/>
-                <w:i w:val="0"/>
-                <w:sz w:val="28"/>
-                <w:szCs w:val="28"/>
-                <w:lang w:val="th-TH" w:bidi="th-TH"/>
-              </w:rPr>
-              <w:t>9–12</w:t>
-            </w:r>
-          </w:p>
-        </w:tc>
-      </w:tr>
-      <w:tr>
-        <w:tc>
-          <w:tcPr>
-            <w:tcW w:type="dxa" w:w="1984"/>
-          </w:tcPr>
-          <w:p>
-            <w:pPr>
-              <w:spacing w:after="0"/>
-            </w:pPr>
-            <w:r/>
-            <w:r>
-              <w:rPr>
-                <w:rFonts w:ascii="TH Sarabun New" w:hAnsi="TH Sarabun New" w:cs="TH Sarabun New" w:eastAsia="TH Sarabun New" w:hint="cs"/>
-                <w:b w:val="0"/>
-                <w:i w:val="0"/>
-                <w:sz w:val="28"/>
-                <w:szCs w:val="28"/>
-                <w:cs/>
-                <w:lang w:val="th-TH" w:bidi="th-TH"/>
-              </w:rPr>
-              <w:t>ถาม–ตอบ</w:t>
-            </w:r>
-          </w:p>
-        </w:tc>
-        <w:tc>
-          <w:tcPr>
-            <w:tcW w:type="dxa" w:w="5953"/>
-          </w:tcPr>
-          <w:p>
-            <w:pPr>
-              <w:spacing w:after="0"/>
-            </w:pPr>
-            <w:r/>
-            <w:r>
-              <w:rPr>
-                <w:rFonts w:ascii="TH Sarabun New" w:hAnsi="TH Sarabun New" w:cs="TH Sarabun New" w:eastAsia="TH Sarabun New" w:hint="cs"/>
-                <w:b w:val="0"/>
-                <w:i w:val="0"/>
-                <w:sz w:val="28"/>
-                <w:szCs w:val="28"/>
-                <w:cs/>
-                <w:lang w:val="th-TH" w:bidi="th-TH"/>
-              </w:rPr>
-              <w:t>คลังคำถาม-คำตอบในหัวข้อที่ 5</w:t>
-            </w:r>
-          </w:p>
-        </w:tc>
-        <w:tc>
-          <w:tcPr>
-            <w:tcW w:type="dxa" w:w="1134"/>
-          </w:tcPr>
-          <w:p>
-            <w:pPr>
-              <w:spacing w:after="0"/>
-            </w:pPr>
-            <w:r/>
-            <w:r>
-              <w:rPr>
-                <w:rFonts w:ascii="TH Sarabun New" w:hAnsi="TH Sarabun New" w:cs="TH Sarabun New" w:eastAsia="TH Sarabun New"/>
-                <w:b w:val="0"/>
-                <w:i w:val="0"/>
-                <w:sz w:val="28"/>
-                <w:szCs w:val="28"/>
-                <w:lang w:val="th-TH" w:bidi="th-TH"/>
-              </w:rPr>
-              <w:t>13</w:t>
-            </w:r>
-          </w:p>
-        </w:tc>
-      </w:tr>
-    </w:tbl>
-    <w:p/>
-    <w:p>
-      <w:pPr>
-        <w:pStyle w:val="Heading2"/>
-      </w:pPr>
-      <w:r>
-        <w:rPr>
-          <w:rFonts w:ascii="TH Sarabun New" w:hAnsi="TH Sarabun New" w:cs="TH Sarabun New" w:eastAsia="TH Sarabun New" w:hint="cs"/>
-          <w:b/>
-          <w:bCs/>
-          <w:color w:val="000000"/>
-          <w:sz w:val="36"/>
-          <w:szCs w:val="36"/>
-          <w:cs/>
-          <w:lang w:val="th-TH" w:bidi="th-TH"/>
-        </w:rPr>
-        <w:t>2. กำหนดเวลาและการแบ่งผู้พูด</w:t>
-      </w:r>
-    </w:p>
-    <w:p>
-      <w:pPr>
-        <w:jc w:val="left"/>
-      </w:pPr>
-      <w:r>
-        <w:rPr>
-          <w:rFonts w:ascii="TH Sarabun New" w:hAnsi="TH Sarabun New" w:cs="TH Sarabun New" w:eastAsia="TH Sarabun New" w:hint="cs"/>
-          <w:b w:val="0"/>
-          <w:i w:val="0"/>
-          <w:sz w:val="32"/>
-          <w:szCs w:val="32"/>
-          <w:cs/>
-          <w:lang w:val="th-TH" w:bidi="th-TH"/>
-        </w:rPr>
-        <w:t>อาจารย์กำหนดให้สมาชิกทั้ง 2 คนพูดในสัดส่วนเท่ากัน จึงแบ่งดังนี้</w:t>
-      </w:r>
-    </w:p>
-    <w:tbl>
-      <w:tblPr>
-        <w:tblStyle w:val="TableGrid"/>
-        <w:tblW w:type="auto" w:w="0"/>
-        <w:jc w:val="center"/>
-        <w:tblLook w:firstColumn="1" w:firstRow="1" w:lastColumn="0" w:lastRow="0" w:noHBand="0" w:noVBand="1" w:val="04A0"/>
-      </w:tblPr>
-      <w:tblGrid>
-        <w:gridCol w:w="2256"/>
-        <w:gridCol w:w="2256"/>
-        <w:gridCol w:w="2256"/>
-        <w:gridCol w:w="2256"/>
-      </w:tblGrid>
-      <w:tr>
-        <w:tc>
-          <w:tcPr>
-            <w:tcW w:type="dxa" w:w="1701"/>
+            <w:tcW w:type="dxa" w:w="1247"/>
             <w:shd w:val="clear" w:color="auto" w:fill="D9EFEA"/>
           </w:tcPr>
           <w:p>
@@ -723,7 +273,7 @@
         </w:tc>
         <w:tc>
           <w:tcPr>
-            <w:tcW w:type="dxa" w:w="4252"/>
+            <w:tcW w:type="dxa" w:w="1304"/>
             <w:shd w:val="clear" w:color="auto" w:fill="D9EFEA"/>
           </w:tcPr>
           <w:p>
@@ -741,55 +291,7 @@
                 <w:cs/>
                 <w:lang w:val="th-TH" w:bidi="th-TH"/>
               </w:rPr>
-              <w:t>ช่วง</w:t>
-            </w:r>
-          </w:p>
-        </w:tc>
-        <w:tc>
-          <w:tcPr>
-            <w:tcW w:type="dxa" w:w="1134"/>
-            <w:shd w:val="clear" w:color="auto" w:fill="D9EFEA"/>
-          </w:tcPr>
-          <w:p>
-            <w:pPr>
-              <w:jc w:val="center"/>
-            </w:pPr>
-            <w:r/>
-            <w:r>
-              <w:rPr>
-                <w:rFonts w:ascii="TH Sarabun New" w:hAnsi="TH Sarabun New" w:cs="TH Sarabun New" w:eastAsia="TH Sarabun New" w:hint="cs"/>
-                <w:b/>
-                <w:bCs/>
-                <w:sz w:val="28"/>
-                <w:szCs w:val="28"/>
-                <w:cs/>
-                <w:lang w:val="th-TH" w:bidi="th-TH"/>
-              </w:rPr>
-              <w:t>สไลด์</w:t>
-            </w:r>
-          </w:p>
-        </w:tc>
-        <w:tc>
-          <w:tcPr>
-            <w:tcW w:type="dxa" w:w="1984"/>
-            <w:shd w:val="clear" w:color="auto" w:fill="D9EFEA"/>
-          </w:tcPr>
-          <w:p>
-            <w:pPr>
-              <w:jc w:val="center"/>
-            </w:pPr>
-            <w:r/>
-            <w:r>
-              <w:rPr>
-                <w:rFonts w:ascii="TH Sarabun New" w:hAnsi="TH Sarabun New" w:cs="TH Sarabun New" w:eastAsia="TH Sarabun New" w:hint="cs"/>
-                <w:b/>
-                <w:bCs/>
-                <w:sz w:val="28"/>
-                <w:szCs w:val="28"/>
-                <w:cs/>
-                <w:lang w:val="th-TH" w:bidi="th-TH"/>
-              </w:rPr>
-              <w:t>ผู้พูด</w:t>
+              <w:t>ผู้นำเสนอ</w:t>
             </w:r>
           </w:p>
         </w:tc>
@@ -797,29 +299,7 @@
       <w:tr>
         <w:tc>
           <w:tcPr>
-            <w:tcW w:type="dxa" w:w="1701"/>
-          </w:tcPr>
-          <w:p>
-            <w:pPr>
-              <w:spacing w:after="0"/>
-            </w:pPr>
-            <w:r/>
-            <w:r>
-              <w:rPr>
-                <w:rFonts w:ascii="TH Sarabun New" w:hAnsi="TH Sarabun New" w:cs="TH Sarabun New" w:eastAsia="TH Sarabun New"/>
-                <w:b w:val="0"/>
-                <w:i w:val="0"/>
-                <w:sz w:val="28"/>
-                <w:szCs w:val="28"/>
-                <w:lang w:val="th-TH" w:bidi="th-TH"/>
-              </w:rPr>
-              <w:t>0:00 – 3:30</w:t>
-            </w:r>
-          </w:p>
-        </w:tc>
-        <w:tc>
-          <w:tcPr>
-            <w:tcW w:type="dxa" w:w="4252"/>
+            <w:tcW w:type="dxa" w:w="1871"/>
           </w:tcPr>
           <w:p>
             <w:pPr>
@@ -836,13 +316,36 @@
                 <w:cs/>
                 <w:lang w:val="th-TH" w:bidi="th-TH"/>
               </w:rPr>
-              <w:t>ปัญหา + เทคโนโลยี + วิธีใช้ AI</w:t>
+              <w:t>1. ปัญหาที่เลือก</w:t>
             </w:r>
           </w:p>
         </w:tc>
         <w:tc>
           <w:tcPr>
-            <w:tcW w:type="dxa" w:w="1134"/>
+            <w:tcW w:type="dxa" w:w="3798"/>
+          </w:tcPr>
+          <w:p>
+            <w:pPr>
+              <w:spacing w:after="0"/>
+            </w:pPr>
+            <w:r/>
+            <w:r>
+              <w:rPr>
+                <w:rFonts w:ascii="TH Sarabun New" w:hAnsi="TH Sarabun New" w:cs="TH Sarabun New" w:eastAsia="TH Sarabun New" w:hint="cs"/>
+                <w:b w:val="0"/>
+                <w:i w:val="0"/>
+                <w:sz w:val="28"/>
+                <w:szCs w:val="28"/>
+                <w:cs/>
+                <w:lang w:val="th-TH" w:bidi="th-TH"/>
+              </w:rPr>
+              <w:t>การคิดเงินด้วยมือในตลาดสด: ช้า ผิดพลาด สต็อกไม่ตรง</w:t>
+            </w:r>
+          </w:p>
+        </w:tc>
+        <w:tc>
+          <w:tcPr>
+            <w:tcW w:type="dxa" w:w="850"/>
           </w:tcPr>
           <w:p>
             <w:pPr>
@@ -858,13 +361,36 @@
                 <w:szCs w:val="28"/>
                 <w:lang w:val="th-TH" w:bidi="th-TH"/>
               </w:rPr>
-              <w:t>1–4</w:t>
+              <w:t>3</w:t>
             </w:r>
           </w:p>
         </w:tc>
         <w:tc>
           <w:tcPr>
-            <w:tcW w:type="dxa" w:w="1984"/>
+            <w:tcW w:type="dxa" w:w="1247"/>
+          </w:tcPr>
+          <w:p>
+            <w:pPr>
+              <w:spacing w:after="0"/>
+            </w:pPr>
+            <w:r/>
+            <w:r>
+              <w:rPr>
+                <w:rFonts w:ascii="TH Sarabun New" w:hAnsi="TH Sarabun New" w:cs="TH Sarabun New" w:eastAsia="TH Sarabun New" w:hint="cs"/>
+                <w:b w:val="0"/>
+                <w:i w:val="0"/>
+                <w:sz w:val="28"/>
+                <w:szCs w:val="28"/>
+                <w:cs/>
+                <w:lang w:val="th-TH" w:bidi="th-TH"/>
+              </w:rPr>
+              <w:t>0–1 นาที</w:t>
+            </w:r>
+          </w:p>
+        </w:tc>
+        <w:tc>
+          <w:tcPr>
+            <w:tcW w:type="dxa" w:w="1304"/>
           </w:tcPr>
           <w:p>
             <w:pPr>
@@ -889,29 +415,7 @@
       <w:tr>
         <w:tc>
           <w:tcPr>
-            <w:tcW w:type="dxa" w:w="1701"/>
-          </w:tcPr>
-          <w:p>
-            <w:pPr>
-              <w:spacing w:after="0"/>
-            </w:pPr>
-            <w:r/>
-            <w:r>
-              <w:rPr>
-                <w:rFonts w:ascii="TH Sarabun New" w:hAnsi="TH Sarabun New" w:cs="TH Sarabun New" w:eastAsia="TH Sarabun New"/>
-                <w:b w:val="0"/>
-                <w:i w:val="0"/>
-                <w:sz w:val="28"/>
-                <w:szCs w:val="28"/>
-                <w:lang w:val="th-TH" w:bidi="th-TH"/>
-              </w:rPr>
-              <w:t>3:30 – 6:00</w:t>
-            </w:r>
-          </w:p>
-        </w:tc>
-        <w:tc>
-          <w:tcPr>
-            <w:tcW w:type="dxa" w:w="4252"/>
+            <w:tcW w:type="dxa" w:w="1871"/>
           </w:tcPr>
           <w:p>
             <w:pPr>
@@ -928,13 +432,36 @@
                 <w:cs/>
                 <w:lang w:val="th-TH" w:bidi="th-TH"/>
               </w:rPr>
-              <w:t>Use Case + สถาปัตยกรรม + กลไกสำคัญ</w:t>
+              <w:t>2. เทคโนโลยีที่ศึกษา</w:t>
             </w:r>
           </w:p>
         </w:tc>
         <w:tc>
           <w:tcPr>
-            <w:tcW w:type="dxa" w:w="1134"/>
+            <w:tcW w:type="dxa" w:w="3798"/>
+          </w:tcPr>
+          <w:p>
+            <w:pPr>
+              <w:spacing w:after="0"/>
+            </w:pPr>
+            <w:r/>
+            <w:r>
+              <w:rPr>
+                <w:rFonts w:ascii="TH Sarabun New" w:hAnsi="TH Sarabun New" w:cs="TH Sarabun New" w:eastAsia="TH Sarabun New" w:hint="cs"/>
+                <w:b w:val="0"/>
+                <w:i w:val="0"/>
+                <w:sz w:val="28"/>
+                <w:szCs w:val="28"/>
+                <w:cs/>
+                <w:lang w:val="th-TH" w:bidi="th-TH"/>
+              </w:rPr>
+              <w:t>AI Coding Assistant งานวิจัยที่ทบทวน และวิธีที่กลุ่มใช้ AI</w:t>
+            </w:r>
+          </w:p>
+        </w:tc>
+        <w:tc>
+          <w:tcPr>
+            <w:tcW w:type="dxa" w:w="850"/>
           </w:tcPr>
           <w:p>
             <w:pPr>
@@ -950,13 +477,151 @@
                 <w:szCs w:val="28"/>
                 <w:lang w:val="th-TH" w:bidi="th-TH"/>
               </w:rPr>
-              <w:t>5–7</w:t>
+              <w:t>4–5</w:t>
             </w:r>
           </w:p>
         </w:tc>
         <w:tc>
           <w:tcPr>
-            <w:tcW w:type="dxa" w:w="1984"/>
+            <w:tcW w:type="dxa" w:w="1247"/>
+          </w:tcPr>
+          <w:p>
+            <w:pPr>
+              <w:spacing w:after="0"/>
+            </w:pPr>
+            <w:r/>
+            <w:r>
+              <w:rPr>
+                <w:rFonts w:ascii="TH Sarabun New" w:hAnsi="TH Sarabun New" w:cs="TH Sarabun New" w:eastAsia="TH Sarabun New" w:hint="cs"/>
+                <w:b w:val="0"/>
+                <w:i w:val="0"/>
+                <w:sz w:val="28"/>
+                <w:szCs w:val="28"/>
+                <w:cs/>
+                <w:lang w:val="th-TH" w:bidi="th-TH"/>
+              </w:rPr>
+              <w:t>1–3.5 นาที</w:t>
+            </w:r>
+          </w:p>
+        </w:tc>
+        <w:tc>
+          <w:tcPr>
+            <w:tcW w:type="dxa" w:w="1304"/>
+          </w:tcPr>
+          <w:p>
+            <w:pPr>
+              <w:spacing w:after="0"/>
+            </w:pPr>
+            <w:r/>
+            <w:r>
+              <w:rPr>
+                <w:rFonts w:ascii="TH Sarabun New" w:hAnsi="TH Sarabun New" w:cs="TH Sarabun New" w:eastAsia="TH Sarabun New" w:hint="cs"/>
+                <w:b w:val="0"/>
+                <w:i w:val="0"/>
+                <w:sz w:val="28"/>
+                <w:szCs w:val="28"/>
+                <w:cs/>
+                <w:lang w:val="th-TH" w:bidi="th-TH"/>
+              </w:rPr>
+              <w:t>วิทยา</w:t>
+            </w:r>
+          </w:p>
+        </w:tc>
+      </w:tr>
+      <w:tr>
+        <w:tc>
+          <w:tcPr>
+            <w:tcW w:type="dxa" w:w="1871"/>
+          </w:tcPr>
+          <w:p>
+            <w:pPr>
+              <w:spacing w:after="0"/>
+            </w:pPr>
+            <w:r/>
+            <w:r>
+              <w:rPr>
+                <w:rFonts w:ascii="TH Sarabun New" w:hAnsi="TH Sarabun New" w:cs="TH Sarabun New" w:eastAsia="TH Sarabun New"/>
+                <w:b w:val="0"/>
+                <w:i w:val="0"/>
+                <w:sz w:val="28"/>
+                <w:szCs w:val="28"/>
+                <w:lang w:val="th-TH" w:bidi="th-TH"/>
+              </w:rPr>
+              <w:t>3. Prototype</w:t>
+            </w:r>
+          </w:p>
+        </w:tc>
+        <w:tc>
+          <w:tcPr>
+            <w:tcW w:type="dxa" w:w="3798"/>
+          </w:tcPr>
+          <w:p>
+            <w:pPr>
+              <w:spacing w:after="0"/>
+            </w:pPr>
+            <w:r/>
+            <w:r>
+              <w:rPr>
+                <w:rFonts w:ascii="TH Sarabun New" w:hAnsi="TH Sarabun New" w:cs="TH Sarabun New" w:eastAsia="TH Sarabun New" w:hint="cs"/>
+                <w:b w:val="0"/>
+                <w:i w:val="0"/>
+                <w:sz w:val="28"/>
+                <w:szCs w:val="28"/>
+                <w:cs/>
+                <w:lang w:val="th-TH" w:bidi="th-TH"/>
+              </w:rPr>
+              <w:t>ระบบที่พัฒนา สถาปัตยกรรม 3 ชั้น และกลไกตัดสต็อก</w:t>
+            </w:r>
+          </w:p>
+        </w:tc>
+        <w:tc>
+          <w:tcPr>
+            <w:tcW w:type="dxa" w:w="850"/>
+          </w:tcPr>
+          <w:p>
+            <w:pPr>
+              <w:spacing w:after="0"/>
+            </w:pPr>
+            <w:r/>
+            <w:r>
+              <w:rPr>
+                <w:rFonts w:ascii="TH Sarabun New" w:hAnsi="TH Sarabun New" w:cs="TH Sarabun New" w:eastAsia="TH Sarabun New"/>
+                <w:b w:val="0"/>
+                <w:i w:val="0"/>
+                <w:sz w:val="28"/>
+                <w:szCs w:val="28"/>
+                <w:lang w:val="th-TH" w:bidi="th-TH"/>
+              </w:rPr>
+              <w:t>6–8</w:t>
+            </w:r>
+          </w:p>
+        </w:tc>
+        <w:tc>
+          <w:tcPr>
+            <w:tcW w:type="dxa" w:w="1247"/>
+          </w:tcPr>
+          <w:p>
+            <w:pPr>
+              <w:spacing w:after="0"/>
+            </w:pPr>
+            <w:r/>
+            <w:r>
+              <w:rPr>
+                <w:rFonts w:ascii="TH Sarabun New" w:hAnsi="TH Sarabun New" w:cs="TH Sarabun New" w:eastAsia="TH Sarabun New" w:hint="cs"/>
+                <w:b w:val="0"/>
+                <w:i w:val="0"/>
+                <w:sz w:val="28"/>
+                <w:szCs w:val="28"/>
+                <w:cs/>
+                <w:lang w:val="th-TH" w:bidi="th-TH"/>
+              </w:rPr>
+              <w:t>3.5–6 นาที</w:t>
+            </w:r>
+          </w:p>
+        </w:tc>
+        <w:tc>
+          <w:tcPr>
+            <w:tcW w:type="dxa" w:w="1304"/>
           </w:tcPr>
           <w:p>
             <w:pPr>
@@ -981,7 +646,7 @@
       <w:tr>
         <w:tc>
           <w:tcPr>
-            <w:tcW w:type="dxa" w:w="1701"/>
+            <w:tcW w:type="dxa" w:w="1871"/>
           </w:tcPr>
           <w:p>
             <w:pPr>
@@ -997,13 +662,13 @@
                 <w:szCs w:val="28"/>
                 <w:lang w:val="th-TH" w:bidi="th-TH"/>
               </w:rPr>
-              <w:t>6:00 – 9:30</w:t>
+              <w:t>4. Demo</w:t>
             </w:r>
           </w:p>
         </w:tc>
         <w:tc>
           <w:tcPr>
-            <w:tcW w:type="dxa" w:w="4252"/>
+            <w:tcW w:type="dxa" w:w="3798"/>
           </w:tcPr>
           <w:p>
             <w:pPr>
@@ -1020,197 +685,13 @@
                 <w:cs/>
                 <w:lang w:val="th-TH" w:bidi="th-TH"/>
               </w:rPr>
-              <w:t>Live Demo ขั้นที่ 1–4 (หน้าจอขาย)</w:t>
+              <w:t>สาธิตระบบจริงบน XAMPP ผลการทดสอบ Bug ที่พบ และข้อจำกัด</w:t>
             </w:r>
           </w:p>
         </w:tc>
         <w:tc>
           <w:tcPr>
-            <w:tcW w:type="dxa" w:w="1134"/>
-          </w:tcPr>
-          <w:p>
-            <w:pPr>
-              <w:spacing w:after="0"/>
-            </w:pPr>
-            <w:r/>
-            <w:r>
-              <w:rPr>
-                <w:rFonts w:ascii="TH Sarabun New" w:hAnsi="TH Sarabun New" w:cs="TH Sarabun New" w:eastAsia="TH Sarabun New"/>
-                <w:b w:val="0"/>
-                <w:i w:val="0"/>
-                <w:sz w:val="28"/>
-                <w:szCs w:val="28"/>
-                <w:lang w:val="th-TH" w:bidi="th-TH"/>
-              </w:rPr>
-              <w:t>8</w:t>
-            </w:r>
-          </w:p>
-        </w:tc>
-        <w:tc>
-          <w:tcPr>
-            <w:tcW w:type="dxa" w:w="1984"/>
-          </w:tcPr>
-          <w:p>
-            <w:pPr>
-              <w:spacing w:after="0"/>
-            </w:pPr>
-            <w:r/>
-            <w:r>
-              <w:rPr>
-                <w:rFonts w:ascii="TH Sarabun New" w:hAnsi="TH Sarabun New" w:cs="TH Sarabun New" w:eastAsia="TH Sarabun New" w:hint="cs"/>
-                <w:b w:val="0"/>
-                <w:i w:val="0"/>
-                <w:sz w:val="28"/>
-                <w:szCs w:val="28"/>
-                <w:cs/>
-                <w:lang w:val="th-TH" w:bidi="th-TH"/>
-              </w:rPr>
-              <w:t>วิทยาพูด / ภคพลคลิก</w:t>
-            </w:r>
-          </w:p>
-        </w:tc>
-      </w:tr>
-      <w:tr>
-        <w:tc>
-          <w:tcPr>
-            <w:tcW w:type="dxa" w:w="1701"/>
-          </w:tcPr>
-          <w:p>
-            <w:pPr>
-              <w:spacing w:after="0"/>
-            </w:pPr>
-            <w:r/>
-            <w:r>
-              <w:rPr>
-                <w:rFonts w:ascii="TH Sarabun New" w:hAnsi="TH Sarabun New" w:cs="TH Sarabun New" w:eastAsia="TH Sarabun New"/>
-                <w:b w:val="0"/>
-                <w:i w:val="0"/>
-                <w:sz w:val="28"/>
-                <w:szCs w:val="28"/>
-                <w:lang w:val="th-TH" w:bidi="th-TH"/>
-              </w:rPr>
-              <w:t>9:30 – 12:00</w:t>
-            </w:r>
-          </w:p>
-        </w:tc>
-        <w:tc>
-          <w:tcPr>
-            <w:tcW w:type="dxa" w:w="4252"/>
-          </w:tcPr>
-          <w:p>
-            <w:pPr>
-              <w:spacing w:after="0"/>
-            </w:pPr>
-            <w:r/>
-            <w:r>
-              <w:rPr>
-                <w:rFonts w:ascii="TH Sarabun New" w:hAnsi="TH Sarabun New" w:cs="TH Sarabun New" w:eastAsia="TH Sarabun New" w:hint="cs"/>
-                <w:b w:val="0"/>
-                <w:i w:val="0"/>
-                <w:sz w:val="28"/>
-                <w:szCs w:val="28"/>
-                <w:cs/>
-                <w:lang w:val="th-TH" w:bidi="th-TH"/>
-              </w:rPr>
-              <w:t>Live Demo ขั้นที่ 5–7 (ใบเสร็จ, ฐานข้อมูล, ชุดทดสอบ)</w:t>
-            </w:r>
-          </w:p>
-        </w:tc>
-        <w:tc>
-          <w:tcPr>
-            <w:tcW w:type="dxa" w:w="1134"/>
-          </w:tcPr>
-          <w:p>
-            <w:pPr>
-              <w:spacing w:after="0"/>
-            </w:pPr>
-            <w:r/>
-            <w:r>
-              <w:rPr>
-                <w:rFonts w:ascii="TH Sarabun New" w:hAnsi="TH Sarabun New" w:cs="TH Sarabun New" w:eastAsia="TH Sarabun New"/>
-                <w:b w:val="0"/>
-                <w:i w:val="0"/>
-                <w:sz w:val="28"/>
-                <w:szCs w:val="28"/>
-                <w:lang w:val="th-TH" w:bidi="th-TH"/>
-              </w:rPr>
-              <w:t>8</w:t>
-            </w:r>
-          </w:p>
-        </w:tc>
-        <w:tc>
-          <w:tcPr>
-            <w:tcW w:type="dxa" w:w="1984"/>
-          </w:tcPr>
-          <w:p>
-            <w:pPr>
-              <w:spacing w:after="0"/>
-            </w:pPr>
-            <w:r/>
-            <w:r>
-              <w:rPr>
-                <w:rFonts w:ascii="TH Sarabun New" w:hAnsi="TH Sarabun New" w:cs="TH Sarabun New" w:eastAsia="TH Sarabun New" w:hint="cs"/>
-                <w:b w:val="0"/>
-                <w:i w:val="0"/>
-                <w:sz w:val="28"/>
-                <w:szCs w:val="28"/>
-                <w:cs/>
-                <w:lang w:val="th-TH" w:bidi="th-TH"/>
-              </w:rPr>
-              <w:t>ภคพลพูด / วิทยาคลิก</w:t>
-            </w:r>
-          </w:p>
-        </w:tc>
-      </w:tr>
-      <w:tr>
-        <w:tc>
-          <w:tcPr>
-            <w:tcW w:type="dxa" w:w="1701"/>
-          </w:tcPr>
-          <w:p>
-            <w:pPr>
-              <w:spacing w:after="0"/>
-            </w:pPr>
-            <w:r/>
-            <w:r>
-              <w:rPr>
-                <w:rFonts w:ascii="TH Sarabun New" w:hAnsi="TH Sarabun New" w:cs="TH Sarabun New" w:eastAsia="TH Sarabun New"/>
-                <w:b w:val="0"/>
-                <w:i w:val="0"/>
-                <w:sz w:val="28"/>
-                <w:szCs w:val="28"/>
-                <w:lang w:val="th-TH" w:bidi="th-TH"/>
-              </w:rPr>
-              <w:t>12:00 – 13:00</w:t>
-            </w:r>
-          </w:p>
-        </w:tc>
-        <w:tc>
-          <w:tcPr>
-            <w:tcW w:type="dxa" w:w="4252"/>
-          </w:tcPr>
-          <w:p>
-            <w:pPr>
-              <w:spacing w:after="0"/>
-            </w:pPr>
-            <w:r/>
-            <w:r>
-              <w:rPr>
-                <w:rFonts w:ascii="TH Sarabun New" w:hAnsi="TH Sarabun New" w:cs="TH Sarabun New" w:eastAsia="TH Sarabun New" w:hint="cs"/>
-                <w:b w:val="0"/>
-                <w:i w:val="0"/>
-                <w:sz w:val="28"/>
-                <w:szCs w:val="28"/>
-                <w:cs/>
-                <w:lang w:val="th-TH" w:bidi="th-TH"/>
-              </w:rPr>
-              <w:t>ผลการทดสอบ + Bug + ข้อจำกัด + สรุป</w:t>
-            </w:r>
-          </w:p>
-        </w:tc>
-        <w:tc>
-          <w:tcPr>
-            <w:tcW w:type="dxa" w:w="1134"/>
+            <w:tcW w:type="dxa" w:w="850"/>
           </w:tcPr>
           <w:p>
             <w:pPr>
@@ -1232,7 +713,7 @@
         </w:tc>
         <w:tc>
           <w:tcPr>
-            <w:tcW w:type="dxa" w:w="1984"/>
+            <w:tcW w:type="dxa" w:w="1247"/>
           </w:tcPr>
           <w:p>
             <w:pPr>
@@ -1249,37 +730,13 @@
                 <w:cs/>
                 <w:lang w:val="th-TH" w:bidi="th-TH"/>
               </w:rPr>
-              <w:t>วิทยา (9–10), ภคพล (11–12)</w:t>
-            </w:r>
-          </w:p>
-        </w:tc>
-      </w:tr>
-      <w:tr>
-        <w:tc>
-          <w:tcPr>
-            <w:tcW w:type="dxa" w:w="1701"/>
-          </w:tcPr>
-          <w:p>
-            <w:pPr>
-              <w:spacing w:after="0"/>
-            </w:pPr>
-            <w:r/>
-            <w:r>
-              <w:rPr>
-                <w:rFonts w:ascii="TH Sarabun New" w:hAnsi="TH Sarabun New" w:cs="TH Sarabun New" w:eastAsia="TH Sarabun New"/>
-                <w:b w:val="0"/>
-                <w:i w:val="0"/>
-                <w:sz w:val="28"/>
-                <w:szCs w:val="28"/>
-                <w:lang w:val="th-TH" w:bidi="th-TH"/>
-              </w:rPr>
-              <w:t>13:00 – 15:00</w:t>
+              <w:t>6–13 นาที</w:t>
             </w:r>
           </w:p>
         </w:tc>
         <w:tc>
           <w:tcPr>
-            <w:tcW w:type="dxa" w:w="4252"/>
+            <w:tcW w:type="dxa" w:w="1304"/>
           </w:tcPr>
           <w:p>
             <w:pPr>
@@ -1296,13 +753,61 @@
                 <w:cs/>
                 <w:lang w:val="th-TH" w:bidi="th-TH"/>
               </w:rPr>
-              <w:t>ถาม–ตอบ</w:t>
+              <w:t>ทั้งคู่</w:t>
+            </w:r>
+          </w:p>
+        </w:tc>
+      </w:tr>
+      <w:tr>
+        <w:tc>
+          <w:tcPr>
+            <w:tcW w:type="dxa" w:w="1871"/>
+          </w:tcPr>
+          <w:p>
+            <w:pPr>
+              <w:spacing w:after="0"/>
+            </w:pPr>
+            <w:r/>
+            <w:r>
+              <w:rPr>
+                <w:rFonts w:ascii="TH Sarabun New" w:hAnsi="TH Sarabun New" w:cs="TH Sarabun New" w:eastAsia="TH Sarabun New" w:hint="cs"/>
+                <w:b w:val="0"/>
+                <w:i w:val="0"/>
+                <w:sz w:val="28"/>
+                <w:szCs w:val="28"/>
+                <w:cs/>
+                <w:lang w:val="th-TH" w:bidi="th-TH"/>
+              </w:rPr>
+              <w:t>5. ถาม–ตอบ</w:t>
             </w:r>
           </w:p>
         </w:tc>
         <w:tc>
           <w:tcPr>
-            <w:tcW w:type="dxa" w:w="1134"/>
+            <w:tcW w:type="dxa" w:w="3798"/>
+          </w:tcPr>
+          <w:p>
+            <w:pPr>
+              <w:spacing w:after="0"/>
+            </w:pPr>
+            <w:r/>
+            <w:r>
+              <w:rPr>
+                <w:rFonts w:ascii="TH Sarabun New" w:hAnsi="TH Sarabun New" w:cs="TH Sarabun New" w:eastAsia="TH Sarabun New" w:hint="cs"/>
+                <w:b w:val="0"/>
+                <w:i w:val="0"/>
+                <w:sz w:val="28"/>
+                <w:szCs w:val="28"/>
+                <w:cs/>
+                <w:lang w:val="th-TH" w:bidi="th-TH"/>
+              </w:rPr>
+              <w:t>สรุปผล แล้วตอบคำถามจากอาจารย์</w:t>
+            </w:r>
+          </w:p>
+        </w:tc>
+        <w:tc>
+          <w:tcPr>
+            <w:tcW w:type="dxa" w:w="850"/>
           </w:tcPr>
           <w:p>
             <w:pPr>
@@ -1318,13 +823,36 @@
                 <w:szCs w:val="28"/>
                 <w:lang w:val="th-TH" w:bidi="th-TH"/>
               </w:rPr>
-              <w:t>13</w:t>
+              <w:t>13–14</w:t>
             </w:r>
           </w:p>
         </w:tc>
         <w:tc>
           <w:tcPr>
-            <w:tcW w:type="dxa" w:w="1984"/>
+            <w:tcW w:type="dxa" w:w="1247"/>
+          </w:tcPr>
+          <w:p>
+            <w:pPr>
+              <w:spacing w:after="0"/>
+            </w:pPr>
+            <w:r/>
+            <w:r>
+              <w:rPr>
+                <w:rFonts w:ascii="TH Sarabun New" w:hAnsi="TH Sarabun New" w:cs="TH Sarabun New" w:eastAsia="TH Sarabun New" w:hint="cs"/>
+                <w:b w:val="0"/>
+                <w:i w:val="0"/>
+                <w:sz w:val="28"/>
+                <w:szCs w:val="28"/>
+                <w:cs/>
+                <w:lang w:val="th-TH" w:bidi="th-TH"/>
+              </w:rPr>
+              <w:t>13–15 นาที</w:t>
+            </w:r>
+          </w:p>
+        </w:tc>
+        <w:tc>
+          <w:tcPr>
+            <w:tcW w:type="dxa" w:w="1304"/>
           </w:tcPr>
           <w:p>
             <w:pPr>
@@ -1350,19 +878,174 @@
     <w:p/>
     <w:p>
       <w:pPr>
+        <w:pStyle w:val="Heading2"/>
+      </w:pPr>
+      <w:r>
+        <w:rPr>
+          <w:rFonts w:ascii="TH Sarabun New" w:hAnsi="TH Sarabun New" w:cs="TH Sarabun New" w:eastAsia="TH Sarabun New" w:hint="cs"/>
+          <w:b/>
+          <w:bCs/>
+          <w:color w:val="000000"/>
+          <w:sz w:val="36"/>
+          <w:szCs w:val="36"/>
+          <w:cs/>
+          <w:lang w:val="th-TH" w:bidi="th-TH"/>
+        </w:rPr>
+        <w:t>1. ปัญหาที่เลือก</w:t>
+      </w:r>
+    </w:p>
+    <w:p>
+      <w:pPr>
+        <w:ind w:firstLine="709"/>
         <w:jc w:val="left"/>
       </w:pPr>
       <w:r>
         <w:rPr>
           <w:rFonts w:ascii="TH Sarabun New" w:hAnsi="TH Sarabun New" w:cs="TH Sarabun New" w:eastAsia="TH Sarabun New" w:hint="cs"/>
           <w:b w:val="0"/>
-          <w:i/>
-          <w:sz w:val="30"/>
-          <w:szCs w:val="30"/>
+          <w:i w:val="0"/>
+          <w:sz w:val="32"/>
+          <w:szCs w:val="32"/>
           <w:cs/>
           <w:lang w:val="th-TH" w:bidi="th-TH"/>
         </w:rPr>
-        <w:t>เคล็ดลับ: ถ้าเกินเวลาช่วงที่ 1 ให้ข้ามสไลด์ 4 (พูดสั้นๆ ว่า "ใช้ AI เป็นวงรอบ Prompt–อ่าน–ทดสอบ–แก้") เพราะการ Demo มีคะแนนมากที่สุด (30 คะแนน)</w:t>
+        <w:t>พ่อค้าแม่ค้าในตลาดสดทวีโรจน์ยังคิดเงินด้วยมือหรือเครื่องคิดเลข ในช่วงเช้าและเย็นที่ลูกค้าหนาแน่น ผู้ขายต้องคิดเงินหลายรายการต่อบิล ทำให้เกิดปัญหา 3 ด้าน</w:t>
+      </w:r>
+    </w:p>
+    <w:p>
+      <w:pPr>
+        <w:pStyle w:val="ListBullet"/>
+        <w:spacing w:after="20"/>
+      </w:pPr>
+      <w:r>
+        <w:rPr>
+          <w:rFonts w:ascii="TH Sarabun New" w:hAnsi="TH Sarabun New" w:cs="TH Sarabun New" w:eastAsia="TH Sarabun New" w:hint="cs"/>
+          <w:b/>
+          <w:bCs/>
+          <w:i w:val="0"/>
+          <w:sz w:val="32"/>
+          <w:szCs w:val="32"/>
+          <w:cs/>
+          <w:lang w:val="th-TH" w:bidi="th-TH"/>
+        </w:rPr>
+        <w:t>ช้า</w:t>
+      </w:r>
+      <w:r>
+        <w:rPr>
+          <w:rFonts w:ascii="TH Sarabun New" w:hAnsi="TH Sarabun New" w:cs="TH Sarabun New" w:eastAsia="TH Sarabun New" w:hint="cs"/>
+          <w:b w:val="0"/>
+          <w:i w:val="0"/>
+          <w:sz w:val="32"/>
+          <w:szCs w:val="32"/>
+          <w:cs/>
+          <w:lang w:val="th-TH" w:bidi="th-TH"/>
+        </w:rPr>
+        <w:t xml:space="preserve"> — ลูกค้ารอคิวนาน เพราะต้องคิดเงินทีละรายการ</w:t>
+      </w:r>
+    </w:p>
+    <w:p>
+      <w:pPr>
+        <w:pStyle w:val="ListBullet"/>
+        <w:spacing w:after="20"/>
+      </w:pPr>
+      <w:r>
+        <w:rPr>
+          <w:rFonts w:ascii="TH Sarabun New" w:hAnsi="TH Sarabun New" w:cs="TH Sarabun New" w:eastAsia="TH Sarabun New" w:hint="cs"/>
+          <w:b/>
+          <w:bCs/>
+          <w:i w:val="0"/>
+          <w:sz w:val="32"/>
+          <w:szCs w:val="32"/>
+          <w:cs/>
+          <w:lang w:val="th-TH" w:bidi="th-TH"/>
+        </w:rPr>
+        <w:t>ผิดพลาด (Human Error)</w:t>
+      </w:r>
+      <w:r>
+        <w:rPr>
+          <w:rFonts w:ascii="TH Sarabun New" w:hAnsi="TH Sarabun New" w:cs="TH Sarabun New" w:eastAsia="TH Sarabun New" w:hint="cs"/>
+          <w:b w:val="0"/>
+          <w:i w:val="0"/>
+          <w:sz w:val="32"/>
+          <w:szCs w:val="32"/>
+          <w:cs/>
+          <w:lang w:val="th-TH" w:bidi="th-TH"/>
+        </w:rPr>
+        <w:t xml:space="preserve"> — คิดเงินผิด ทอนเงินผิด จดจำนวนสินค้าผิด</w:t>
+      </w:r>
+    </w:p>
+    <w:p>
+      <w:pPr>
+        <w:pStyle w:val="ListBullet"/>
+        <w:spacing w:after="20"/>
+      </w:pPr>
+      <w:r>
+        <w:rPr>
+          <w:rFonts w:ascii="TH Sarabun New" w:hAnsi="TH Sarabun New" w:cs="TH Sarabun New" w:eastAsia="TH Sarabun New" w:hint="cs"/>
+          <w:b/>
+          <w:bCs/>
+          <w:i w:val="0"/>
+          <w:sz w:val="32"/>
+          <w:szCs w:val="32"/>
+          <w:cs/>
+          <w:lang w:val="th-TH" w:bidi="th-TH"/>
+        </w:rPr>
+        <w:t>สต็อกไม่ตรง</w:t>
+      </w:r>
+      <w:r>
+        <w:rPr>
+          <w:rFonts w:ascii="TH Sarabun New" w:hAnsi="TH Sarabun New" w:cs="TH Sarabun New" w:eastAsia="TH Sarabun New" w:hint="cs"/>
+          <w:b w:val="0"/>
+          <w:i w:val="0"/>
+          <w:sz w:val="32"/>
+          <w:szCs w:val="32"/>
+          <w:cs/>
+          <w:lang w:val="th-TH" w:bidi="th-TH"/>
+        </w:rPr>
+        <w:t xml:space="preserve"> — ยอดขายและของคงเหลือไม่ตรงกับความเป็นจริง</w:t>
+      </w:r>
+    </w:p>
+    <w:p>
+      <w:pPr>
+        <w:ind w:firstLine="709"/>
+        <w:jc w:val="left"/>
+      </w:pPr>
+      <w:r>
+        <w:rPr>
+          <w:rFonts w:ascii="TH Sarabun New" w:hAnsi="TH Sarabun New" w:cs="TH Sarabun New" w:eastAsia="TH Sarabun New" w:hint="cs"/>
+          <w:b w:val="0"/>
+          <w:i w:val="0"/>
+          <w:sz w:val="32"/>
+          <w:szCs w:val="32"/>
+          <w:cs/>
+          <w:lang w:val="th-TH" w:bidi="th-TH"/>
+        </w:rPr>
+        <w:t xml:space="preserve">ร้านค้าขนาดเล็กไม่มีงบประมาณจ้างโปรแกรมเมอร์ </w:t>
+      </w:r>
+      <w:r>
+        <w:rPr>
+          <w:rFonts w:ascii="TH Sarabun New" w:hAnsi="TH Sarabun New" w:cs="TH Sarabun New" w:eastAsia="TH Sarabun New" w:hint="cs"/>
+          <w:b/>
+          <w:bCs/>
+          <w:i w:val="0"/>
+          <w:sz w:val="32"/>
+          <w:szCs w:val="32"/>
+          <w:cs/>
+          <w:lang w:val="th-TH" w:bidi="th-TH"/>
+        </w:rPr>
+        <w:t>เป้าหมาย</w:t>
+      </w:r>
+      <w:r>
+        <w:rPr>
+          <w:rFonts w:ascii="TH Sarabun New" w:hAnsi="TH Sarabun New" w:cs="TH Sarabun New" w:eastAsia="TH Sarabun New" w:hint="cs"/>
+          <w:b w:val="0"/>
+          <w:i w:val="0"/>
+          <w:sz w:val="32"/>
+          <w:szCs w:val="32"/>
+          <w:cs/>
+          <w:lang w:val="th-TH" w:bidi="th-TH"/>
+        </w:rPr>
+        <w:t xml:space="preserve"> จึงเป็นระบบที่คิดเงินได้ถูกต้องและรวดเร็ว ออกใบเสร็จได้ และตัดสต็อกอัตโนมัติ โดยใช้ AI Coding Assistant ช่วยให้พัฒนาได้เร็วและต้นทุนต่ำ</w:t>
       </w:r>
     </w:p>
     <w:p>
@@ -1380,7 +1063,775 @@
           <w:cs/>
           <w:lang w:val="th-TH" w:bidi="th-TH"/>
         </w:rPr>
-        <w:t>3. สคริปต์ Live Demo (ทำตามลำดับ)</w:t>
+        <w:t>2. เทคโนโลยีที่ศึกษา</w:t>
+      </w:r>
+    </w:p>
+    <w:p>
+      <w:pPr>
+        <w:ind w:firstLine="709"/>
+        <w:jc w:val="left"/>
+      </w:pPr>
+      <w:r>
+        <w:rPr>
+          <w:rFonts w:ascii="TH Sarabun New" w:hAnsi="TH Sarabun New" w:cs="TH Sarabun New" w:eastAsia="TH Sarabun New"/>
+          <w:b/>
+          <w:bCs/>
+          <w:i w:val="0"/>
+          <w:sz w:val="32"/>
+          <w:szCs w:val="32"/>
+          <w:lang w:val="th-TH" w:bidi="th-TH"/>
+        </w:rPr>
+        <w:t>AI Coding Assistant</w:t>
+      </w:r>
+      <w:r>
+        <w:rPr>
+          <w:rFonts w:ascii="TH Sarabun New" w:hAnsi="TH Sarabun New" w:cs="TH Sarabun New" w:eastAsia="TH Sarabun New" w:hint="cs"/>
+          <w:b w:val="0"/>
+          <w:i w:val="0"/>
+          <w:sz w:val="32"/>
+          <w:szCs w:val="32"/>
+          <w:cs/>
+          <w:lang w:val="th-TH" w:bidi="th-TH"/>
+        </w:rPr>
+        <w:t xml:space="preserve"> คือ AI ที่ใช้โมเดลภาษาขนาดใหญ่ (LLM) ช่วยเขียนโค้ด อธิบายโค้ด และหาข้อผิดพลาด จากคำสั่งภาษาธรรมชาติ (Prompt) เครื่องมือที่ศึกษา ได้แก่</w:t>
+      </w:r>
+    </w:p>
+    <w:p>
+      <w:pPr>
+        <w:pStyle w:val="ListBullet"/>
+        <w:spacing w:after="20"/>
+      </w:pPr>
+      <w:r>
+        <w:rPr>
+          <w:rFonts w:ascii="TH Sarabun New" w:hAnsi="TH Sarabun New" w:cs="TH Sarabun New" w:eastAsia="TH Sarabun New"/>
+          <w:b/>
+          <w:bCs/>
+          <w:i w:val="0"/>
+          <w:sz w:val="32"/>
+          <w:szCs w:val="32"/>
+          <w:lang w:val="th-TH" w:bidi="th-TH"/>
+        </w:rPr>
+        <w:t>ChatGPT</w:t>
+      </w:r>
+      <w:r>
+        <w:rPr>
+          <w:rFonts w:ascii="TH Sarabun New" w:hAnsi="TH Sarabun New" w:cs="TH Sarabun New" w:eastAsia="TH Sarabun New" w:hint="cs"/>
+          <w:b w:val="0"/>
+          <w:i w:val="0"/>
+          <w:sz w:val="32"/>
+          <w:szCs w:val="32"/>
+          <w:cs/>
+          <w:lang w:val="th-TH" w:bidi="th-TH"/>
+        </w:rPr>
+        <w:t xml:space="preserve"> — เครื่องมือหลักที่ใช้ในโครงงานนี้</w:t>
+      </w:r>
+    </w:p>
+    <w:p>
+      <w:pPr>
+        <w:pStyle w:val="ListBullet"/>
+        <w:spacing w:after="20"/>
+      </w:pPr>
+      <w:r>
+        <w:rPr>
+          <w:rFonts w:ascii="TH Sarabun New" w:hAnsi="TH Sarabun New" w:cs="TH Sarabun New" w:eastAsia="TH Sarabun New"/>
+          <w:b/>
+          <w:bCs/>
+          <w:i w:val="0"/>
+          <w:sz w:val="32"/>
+          <w:szCs w:val="32"/>
+          <w:lang w:val="th-TH" w:bidi="th-TH"/>
+        </w:rPr>
+        <w:t>GitHub Copilot</w:t>
+      </w:r>
+      <w:r>
+        <w:rPr>
+          <w:rFonts w:ascii="TH Sarabun New" w:hAnsi="TH Sarabun New" w:cs="TH Sarabun New" w:eastAsia="TH Sarabun New" w:hint="cs"/>
+          <w:b w:val="0"/>
+          <w:i w:val="0"/>
+          <w:sz w:val="32"/>
+          <w:szCs w:val="32"/>
+          <w:cs/>
+          <w:lang w:val="th-TH" w:bidi="th-TH"/>
+        </w:rPr>
+        <w:t xml:space="preserve"> — เติมโค้ดอัตโนมัติใน VS Code</w:t>
+      </w:r>
+    </w:p>
+    <w:p>
+      <w:pPr>
+        <w:pStyle w:val="ListBullet"/>
+        <w:spacing w:after="20"/>
+      </w:pPr>
+      <w:r>
+        <w:rPr>
+          <w:rFonts w:ascii="TH Sarabun New" w:hAnsi="TH Sarabun New" w:cs="TH Sarabun New" w:eastAsia="TH Sarabun New"/>
+          <w:b/>
+          <w:bCs/>
+          <w:i w:val="0"/>
+          <w:sz w:val="32"/>
+          <w:szCs w:val="32"/>
+          <w:lang w:val="th-TH" w:bidi="th-TH"/>
+        </w:rPr>
+        <w:t>Codex / Coding Agent</w:t>
+      </w:r>
+      <w:r>
+        <w:rPr>
+          <w:rFonts w:ascii="TH Sarabun New" w:hAnsi="TH Sarabun New" w:cs="TH Sarabun New" w:eastAsia="TH Sarabun New" w:hint="cs"/>
+          <w:b w:val="0"/>
+          <w:i w:val="0"/>
+          <w:sz w:val="32"/>
+          <w:szCs w:val="32"/>
+          <w:cs/>
+          <w:lang w:val="th-TH" w:bidi="th-TH"/>
+        </w:rPr>
+        <w:t xml:space="preserve"> — วิเคราะห์และแก้ไขได้ทั้งโปรเจกต์ รันและทดสอบได้เอง</w:t>
+      </w:r>
+    </w:p>
+    <w:p>
+      <w:pPr>
+        <w:jc w:val="left"/>
+      </w:pPr>
+      <w:r>
+        <w:rPr>
+          <w:rFonts w:ascii="TH Sarabun New" w:hAnsi="TH Sarabun New" w:cs="TH Sarabun New" w:eastAsia="TH Sarabun New" w:hint="cs"/>
+          <w:b/>
+          <w:bCs/>
+          <w:i w:val="0"/>
+          <w:sz w:val="32"/>
+          <w:szCs w:val="32"/>
+          <w:cs/>
+          <w:lang w:val="th-TH" w:bidi="th-TH"/>
+        </w:rPr>
+        <w:t>ข้อค้นพบจากงานวิจัยที่ทบทวน 20 แหล่ง (ใบงานที่ 2)</w:t>
+      </w:r>
+    </w:p>
+    <w:tbl>
+      <w:tblPr>
+        <w:tblStyle w:val="TableGrid"/>
+        <w:tblW w:type="auto" w:w="0"/>
+        <w:jc w:val="center"/>
+        <w:tblLook w:firstColumn="1" w:firstRow="1" w:lastColumn="0" w:lastRow="0" w:noHBand="0" w:noVBand="1" w:val="04A0"/>
+      </w:tblPr>
+      <w:tblGrid>
+        <w:gridCol w:w="4513"/>
+        <w:gridCol w:w="4513"/>
+      </w:tblGrid>
+      <w:tr>
+        <w:tc>
+          <w:tcPr>
+            <w:tcW w:type="dxa" w:w="6236"/>
+            <w:shd w:val="clear" w:color="auto" w:fill="D9EFEA"/>
+          </w:tcPr>
+          <w:p>
+            <w:pPr>
+              <w:jc w:val="center"/>
+            </w:pPr>
+            <w:r/>
+            <w:r>
+              <w:rPr>
+                <w:rFonts w:ascii="TH Sarabun New" w:hAnsi="TH Sarabun New" w:cs="TH Sarabun New" w:eastAsia="TH Sarabun New" w:hint="cs"/>
+                <w:b/>
+                <w:bCs/>
+                <w:sz w:val="28"/>
+                <w:szCs w:val="28"/>
+                <w:cs/>
+                <w:lang w:val="th-TH" w:bidi="th-TH"/>
+              </w:rPr>
+              <w:t>ข้อค้นพบ</w:t>
+            </w:r>
+          </w:p>
+        </w:tc>
+        <w:tc>
+          <w:tcPr>
+            <w:tcW w:type="dxa" w:w="2835"/>
+            <w:shd w:val="clear" w:color="auto" w:fill="D9EFEA"/>
+          </w:tcPr>
+          <w:p>
+            <w:pPr>
+              <w:jc w:val="center"/>
+            </w:pPr>
+            <w:r/>
+            <w:r>
+              <w:rPr>
+                <w:rFonts w:ascii="TH Sarabun New" w:hAnsi="TH Sarabun New" w:cs="TH Sarabun New" w:eastAsia="TH Sarabun New" w:hint="cs"/>
+                <w:b/>
+                <w:bCs/>
+                <w:sz w:val="28"/>
+                <w:szCs w:val="28"/>
+                <w:cs/>
+                <w:lang w:val="th-TH" w:bidi="th-TH"/>
+              </w:rPr>
+              <w:t>แหล่งอ้างอิง</w:t>
+            </w:r>
+          </w:p>
+        </w:tc>
+      </w:tr>
+      <w:tr>
+        <w:tc>
+          <w:tcPr>
+            <w:tcW w:type="dxa" w:w="6236"/>
+          </w:tcPr>
+          <w:p>
+            <w:pPr>
+              <w:spacing w:after="0"/>
+            </w:pPr>
+            <w:r/>
+            <w:r>
+              <w:rPr>
+                <w:rFonts w:ascii="TH Sarabun New" w:hAnsi="TH Sarabun New" w:cs="TH Sarabun New" w:eastAsia="TH Sarabun New" w:hint="cs"/>
+                <w:b w:val="0"/>
+                <w:i w:val="0"/>
+                <w:sz w:val="28"/>
+                <w:szCs w:val="28"/>
+                <w:cs/>
+                <w:lang w:val="th-TH" w:bidi="th-TH"/>
+              </w:rPr>
+              <w:t>ใช้ Copilot แล้วทำงานเสร็จเร็วขึ้น 55.8%</w:t>
+            </w:r>
+          </w:p>
+        </w:tc>
+        <w:tc>
+          <w:tcPr>
+            <w:tcW w:type="dxa" w:w="2835"/>
+          </w:tcPr>
+          <w:p>
+            <w:pPr>
+              <w:spacing w:after="0"/>
+            </w:pPr>
+            <w:r/>
+            <w:r>
+              <w:rPr>
+                <w:rFonts w:ascii="TH Sarabun New" w:hAnsi="TH Sarabun New" w:cs="TH Sarabun New" w:eastAsia="TH Sarabun New"/>
+                <w:b w:val="0"/>
+                <w:i w:val="0"/>
+                <w:sz w:val="28"/>
+                <w:szCs w:val="28"/>
+                <w:lang w:val="th-TH" w:bidi="th-TH"/>
+              </w:rPr>
+              <w:t>Peng et al. (2023)</w:t>
+            </w:r>
+          </w:p>
+        </w:tc>
+      </w:tr>
+      <w:tr>
+        <w:tc>
+          <w:tcPr>
+            <w:tcW w:type="dxa" w:w="6236"/>
+          </w:tcPr>
+          <w:p>
+            <w:pPr>
+              <w:spacing w:after="0"/>
+            </w:pPr>
+            <w:r/>
+            <w:r>
+              <w:rPr>
+                <w:rFonts w:ascii="TH Sarabun New" w:hAnsi="TH Sarabun New" w:cs="TH Sarabun New" w:eastAsia="TH Sarabun New" w:hint="cs"/>
+                <w:b w:val="0"/>
+                <w:i w:val="0"/>
+                <w:sz w:val="28"/>
+                <w:szCs w:val="28"/>
+                <w:cs/>
+                <w:lang w:val="th-TH" w:bidi="th-TH"/>
+              </w:rPr>
+              <w:t>ประมาณ 40% ของโค้ดที่ AI สร้างมีช่องโหว่ด้านความปลอดภัย</w:t>
+            </w:r>
+          </w:p>
+        </w:tc>
+        <w:tc>
+          <w:tcPr>
+            <w:tcW w:type="dxa" w:w="2835"/>
+          </w:tcPr>
+          <w:p>
+            <w:pPr>
+              <w:spacing w:after="0"/>
+            </w:pPr>
+            <w:r/>
+            <w:r>
+              <w:rPr>
+                <w:rFonts w:ascii="TH Sarabun New" w:hAnsi="TH Sarabun New" w:cs="TH Sarabun New" w:eastAsia="TH Sarabun New"/>
+                <w:b w:val="0"/>
+                <w:i w:val="0"/>
+                <w:sz w:val="28"/>
+                <w:szCs w:val="28"/>
+                <w:lang w:val="th-TH" w:bidi="th-TH"/>
+              </w:rPr>
+              <w:t>Pearce et al. (2022)</w:t>
+            </w:r>
+          </w:p>
+        </w:tc>
+      </w:tr>
+      <w:tr>
+        <w:tc>
+          <w:tcPr>
+            <w:tcW w:type="dxa" w:w="6236"/>
+          </w:tcPr>
+          <w:p>
+            <w:pPr>
+              <w:spacing w:after="0"/>
+            </w:pPr>
+            <w:r/>
+            <w:r>
+              <w:rPr>
+                <w:rFonts w:ascii="TH Sarabun New" w:hAnsi="TH Sarabun New" w:cs="TH Sarabun New" w:eastAsia="TH Sarabun New" w:hint="cs"/>
+                <w:b w:val="0"/>
+                <w:i w:val="0"/>
+                <w:sz w:val="28"/>
+                <w:szCs w:val="28"/>
+                <w:cs/>
+                <w:lang w:val="th-TH" w:bidi="th-TH"/>
+              </w:rPr>
+              <w:t>นักพัฒนา 84% ใช้ AI แต่ 46% ไม่ไว้ใจความถูกต้องของผลลัพธ์</w:t>
+            </w:r>
+          </w:p>
+        </w:tc>
+        <w:tc>
+          <w:tcPr>
+            <w:tcW w:type="dxa" w:w="2835"/>
+          </w:tcPr>
+          <w:p>
+            <w:pPr>
+              <w:spacing w:after="0"/>
+            </w:pPr>
+            <w:r/>
+            <w:r>
+              <w:rPr>
+                <w:rFonts w:ascii="TH Sarabun New" w:hAnsi="TH Sarabun New" w:cs="TH Sarabun New" w:eastAsia="TH Sarabun New"/>
+                <w:b w:val="0"/>
+                <w:i w:val="0"/>
+                <w:sz w:val="28"/>
+                <w:szCs w:val="28"/>
+                <w:lang w:val="th-TH" w:bidi="th-TH"/>
+              </w:rPr>
+              <w:t>Stack Overflow (2025)</w:t>
+            </w:r>
+          </w:p>
+        </w:tc>
+      </w:tr>
+    </w:tbl>
+    <w:p/>
+    <w:p>
+      <w:pPr>
+        <w:ind w:firstLine="709"/>
+        <w:jc w:val="left"/>
+      </w:pPr>
+      <w:r>
+        <w:rPr>
+          <w:rFonts w:ascii="TH Sarabun New" w:hAnsi="TH Sarabun New" w:cs="TH Sarabun New" w:eastAsia="TH Sarabun New" w:hint="cs"/>
+          <w:b/>
+          <w:bCs/>
+          <w:i w:val="0"/>
+          <w:sz w:val="32"/>
+          <w:szCs w:val="32"/>
+          <w:cs/>
+          <w:lang w:val="th-TH" w:bidi="th-TH"/>
+        </w:rPr>
+        <w:t>ข้อสรุป:</w:t>
+      </w:r>
+      <w:r>
+        <w:rPr>
+          <w:rFonts w:ascii="TH Sarabun New" w:hAnsi="TH Sarabun New" w:cs="TH Sarabun New" w:eastAsia="TH Sarabun New" w:hint="cs"/>
+          <w:b w:val="0"/>
+          <w:i w:val="0"/>
+          <w:sz w:val="32"/>
+          <w:szCs w:val="32"/>
+          <w:cs/>
+          <w:lang w:val="th-TH" w:bidi="th-TH"/>
+        </w:rPr>
+        <w:t xml:space="preserve"> AI ช่วยให้พัฒนาได้เร็วขึ้นจริง แต่ผู้พัฒนาต้องเข้าใจ ตรวจสอบ และทดสอบโค้ดเอง</w:t>
+      </w:r>
+    </w:p>
+    <w:p>
+      <w:pPr>
+        <w:ind w:firstLine="709"/>
+        <w:jc w:val="left"/>
+      </w:pPr>
+      <w:r>
+        <w:rPr>
+          <w:rFonts w:ascii="TH Sarabun New" w:hAnsi="TH Sarabun New" w:cs="TH Sarabun New" w:eastAsia="TH Sarabun New" w:hint="cs"/>
+          <w:b/>
+          <w:bCs/>
+          <w:i w:val="0"/>
+          <w:sz w:val="32"/>
+          <w:szCs w:val="32"/>
+          <w:cs/>
+          <w:lang w:val="th-TH" w:bidi="th-TH"/>
+        </w:rPr>
+        <w:t>วิธีที่กลุ่มใช้ AI</w:t>
+      </w:r>
+      <w:r>
+        <w:rPr>
+          <w:rFonts w:ascii="TH Sarabun New" w:hAnsi="TH Sarabun New" w:cs="TH Sarabun New" w:eastAsia="TH Sarabun New" w:hint="cs"/>
+          <w:b w:val="0"/>
+          <w:i w:val="0"/>
+          <w:sz w:val="32"/>
+          <w:szCs w:val="32"/>
+          <w:cs/>
+          <w:lang w:val="th-TH" w:bidi="th-TH"/>
+        </w:rPr>
+        <w:t xml:space="preserve"> เป็นวงรอบ 4 ขั้น: (1) เขียน Prompt ระบุภาษา เงื่อนไข และตัวอย่างผลลัพธ์ (2) อ่านและให้ AI อธิบายจนอธิบายเองได้ (3) ทดสอบบนเบราว์เซอร์และด้วยชุดทดสอบอัตโนมัติ (4) แก้ไขแล้วทดสอบซ้ำ AI ช่วยร่างโครงสร้างโค้ด 5 โมดูล เขียน PHP API ฟังก์ชันบาทเป็นคำ และหาสาเหตุ CSS ที่ขาดหาย ส่วนกลุ่มเป็นผู้กำหนด Requirement ออกแบบฐานข้อมูล และทดสอบแก้ไขทุกไฟล์</w:t>
+      </w:r>
+    </w:p>
+    <w:p>
+      <w:pPr>
+        <w:pStyle w:val="Heading2"/>
+      </w:pPr>
+      <w:r>
+        <w:rPr>
+          <w:rFonts w:ascii="TH Sarabun New" w:hAnsi="TH Sarabun New" w:cs="TH Sarabun New" w:eastAsia="TH Sarabun New"/>
+          <w:b/>
+          <w:bCs/>
+          <w:color w:val="000000"/>
+          <w:sz w:val="36"/>
+          <w:szCs w:val="36"/>
+          <w:lang w:val="th-TH" w:bidi="th-TH"/>
+        </w:rPr>
+        <w:t>3. Prototype</w:t>
+      </w:r>
+    </w:p>
+    <w:p>
+      <w:pPr>
+        <w:ind w:firstLine="709"/>
+        <w:jc w:val="left"/>
+      </w:pPr>
+      <w:r>
+        <w:rPr>
+          <w:rFonts w:ascii="TH Sarabun New" w:hAnsi="TH Sarabun New" w:cs="TH Sarabun New" w:eastAsia="TH Sarabun New" w:hint="cs"/>
+          <w:b w:val="0"/>
+          <w:i w:val="0"/>
+          <w:sz w:val="32"/>
+          <w:szCs w:val="32"/>
+          <w:cs/>
+          <w:lang w:val="th-TH" w:bidi="th-TH"/>
+        </w:rPr>
+        <w:t>พัฒนาเป็นเว็บแอปพลิเคชันด้วย HTML, CSS, JavaScript (ES Modules), PHP 8.2 และ MySQL/MariaDB บน XAMPP ฟังก์ชันหลัก ได้แก่ สแกนสินค้า (จำลองด้วยการคลิกการ์ด) ตรวจสต็อก คำนวณยอดอัตโนมัติ ลบรายการ ออกและพิมพ์ใบเสร็จพร้อมจำนวนเงินเป็นตัวอักษร และตัดสต็อกในฐานข้อมูล</w:t>
+      </w:r>
+    </w:p>
+    <w:p>
+      <w:pPr>
+        <w:jc w:val="center"/>
+      </w:pPr>
+      <w:r>
+        <w:drawing>
+          <wp:inline xmlns:a="http://schemas.openxmlformats.org/drawingml/2006/main" xmlns:pic="http://schemas.openxmlformats.org/drawingml/2006/picture">
+            <wp:extent cx="5400000" cy="2889474"/>
+            <wp:docPr id="1" name="Picture 1"/>
+            <wp:cNvGraphicFramePr>
+              <a:graphicFrameLocks noChangeAspect="1"/>
+            </wp:cNvGraphicFramePr>
+            <a:graphic>
+              <a:graphicData uri="http://schemas.openxmlformats.org/drawingml/2006/picture">
+                <pic:pic>
+                  <pic:nvPicPr>
+                    <pic:cNvPr id="0" name="01_pos_main.png"/>
+                    <pic:cNvPicPr/>
+                  </pic:nvPicPr>
+                  <pic:blipFill>
+                    <a:blip r:embed="rId9"/>
+                    <a:stretch>
+                      <a:fillRect/>
+                    </a:stretch>
+                  </pic:blipFill>
+                  <pic:spPr>
+                    <a:xfrm>
+                      <a:off x="0" y="0"/>
+                      <a:ext cx="5400000" cy="2889474"/>
+                    </a:xfrm>
+                    <a:prstGeom prst="rect"/>
+                  </pic:spPr>
+                </pic:pic>
+              </a:graphicData>
+            </a:graphic>
+          </wp:inline>
+        </w:drawing>
+      </w:r>
+    </w:p>
+    <w:p>
+      <w:pPr>
+        <w:jc w:val="center"/>
+      </w:pPr>
+      <w:r>
+        <w:rPr>
+          <w:rFonts w:ascii="TH Sarabun New" w:hAnsi="TH Sarabun New" w:cs="TH Sarabun New" w:eastAsia="TH Sarabun New" w:hint="cs"/>
+          <w:b/>
+          <w:bCs/>
+          <w:sz w:val="28"/>
+          <w:szCs w:val="28"/>
+          <w:cs/>
+          <w:lang w:val="th-TH" w:bidi="th-TH"/>
+        </w:rPr>
+        <w:t>ภาพที่ 1 หน้าจอระบบขายหน้าร้าน</w:t>
+      </w:r>
+    </w:p>
+    <w:p>
+      <w:pPr>
+        <w:ind w:firstLine="709"/>
+        <w:jc w:val="left"/>
+      </w:pPr>
+      <w:r>
+        <w:rPr>
+          <w:rFonts w:ascii="TH Sarabun New" w:hAnsi="TH Sarabun New" w:cs="TH Sarabun New" w:eastAsia="TH Sarabun New" w:hint="cs"/>
+          <w:b/>
+          <w:bCs/>
+          <w:i w:val="0"/>
+          <w:sz w:val="32"/>
+          <w:szCs w:val="32"/>
+          <w:cs/>
+          <w:lang w:val="th-TH" w:bidi="th-TH"/>
+        </w:rPr>
+        <w:t>สถาปัตยกรรม 3 ชั้น:</w:t>
+      </w:r>
+      <w:r>
+        <w:rPr>
+          <w:rFonts w:ascii="TH Sarabun New" w:hAnsi="TH Sarabun New" w:cs="TH Sarabun New" w:eastAsia="TH Sarabun New" w:hint="cs"/>
+          <w:b w:val="0"/>
+          <w:i w:val="0"/>
+          <w:sz w:val="32"/>
+          <w:szCs w:val="32"/>
+          <w:cs/>
+          <w:lang w:val="th-TH" w:bidi="th-TH"/>
+        </w:rPr>
+        <w:t xml:space="preserve"> ชั้น Frontend (JavaScript แยก 5 โมดูล: main, cart, ui, api, utils) → ชั้น Backend (PHP 2 ไฟล์ รับ-ส่ง JSON) → ชั้น Database (MySQL ตาราง products)</w:t>
+      </w:r>
+    </w:p>
+    <w:p>
+      <w:pPr>
+        <w:jc w:val="center"/>
+      </w:pPr>
+      <w:r>
+        <w:drawing>
+          <wp:inline xmlns:a="http://schemas.openxmlformats.org/drawingml/2006/main" xmlns:pic="http://schemas.openxmlformats.org/drawingml/2006/picture">
+            <wp:extent cx="5400000" cy="2221060"/>
+            <wp:docPr id="2" name="Picture 2"/>
+            <wp:cNvGraphicFramePr>
+              <a:graphicFrameLocks noChangeAspect="1"/>
+            </wp:cNvGraphicFramePr>
+            <a:graphic>
+              <a:graphicData uri="http://schemas.openxmlformats.org/drawingml/2006/picture">
+                <pic:pic>
+                  <pic:nvPicPr>
+                    <pic:cNvPr id="0" name="03_architecture.png"/>
+                    <pic:cNvPicPr/>
+                  </pic:nvPicPr>
+                  <pic:blipFill>
+                    <a:blip r:embed="rId10"/>
+                    <a:stretch>
+                      <a:fillRect/>
+                    </a:stretch>
+                  </pic:blipFill>
+                  <pic:spPr>
+                    <a:xfrm>
+                      <a:off x="0" y="0"/>
+                      <a:ext cx="5400000" cy="2221060"/>
+                    </a:xfrm>
+                    <a:prstGeom prst="rect"/>
+                  </pic:spPr>
+                </pic:pic>
+              </a:graphicData>
+            </a:graphic>
+          </wp:inline>
+        </w:drawing>
+      </w:r>
+    </w:p>
+    <w:p>
+      <w:pPr>
+        <w:jc w:val="center"/>
+      </w:pPr>
+      <w:r>
+        <w:rPr>
+          <w:rFonts w:ascii="TH Sarabun New" w:hAnsi="TH Sarabun New" w:cs="TH Sarabun New" w:eastAsia="TH Sarabun New" w:hint="cs"/>
+          <w:b/>
+          <w:bCs/>
+          <w:sz w:val="28"/>
+          <w:szCs w:val="28"/>
+          <w:cs/>
+          <w:lang w:val="th-TH" w:bidi="th-TH"/>
+        </w:rPr>
+        <w:t>ภาพที่ 2 สถาปัตยกรรมระบบ</w:t>
+      </w:r>
+    </w:p>
+    <w:p>
+      <w:pPr>
+        <w:jc w:val="left"/>
+      </w:pPr>
+      <w:r>
+        <w:rPr>
+          <w:rFonts w:ascii="TH Sarabun New" w:hAnsi="TH Sarabun New" w:cs="TH Sarabun New" w:eastAsia="TH Sarabun New" w:hint="cs"/>
+          <w:b/>
+          <w:bCs/>
+          <w:i w:val="0"/>
+          <w:sz w:val="32"/>
+          <w:szCs w:val="32"/>
+          <w:cs/>
+          <w:lang w:val="th-TH" w:bidi="th-TH"/>
+        </w:rPr>
+        <w:t>กลไกสำคัญ (Technical Depth)</w:t>
+      </w:r>
+      <w:r>
+        <w:rPr>
+          <w:rFonts w:ascii="TH Sarabun New" w:hAnsi="TH Sarabun New" w:cs="TH Sarabun New" w:eastAsia="TH Sarabun New" w:hint="cs"/>
+          <w:b w:val="0"/>
+          <w:i w:val="0"/>
+          <w:sz w:val="32"/>
+          <w:szCs w:val="32"/>
+          <w:cs/>
+          <w:lang w:val="th-TH" w:bidi="th-TH"/>
+        </w:rPr>
+        <w:t xml:space="preserve"> ในไฟล์ api/update_stock.php</w:t>
+      </w:r>
+    </w:p>
+    <w:p>
+      <w:pPr>
+        <w:pStyle w:val="ListBullet"/>
+        <w:spacing w:after="20"/>
+      </w:pPr>
+      <w:r>
+        <w:rPr>
+          <w:rFonts w:ascii="TH Sarabun New" w:hAnsi="TH Sarabun New" w:cs="TH Sarabun New" w:eastAsia="TH Sarabun New"/>
+          <w:b/>
+          <w:bCs/>
+          <w:i w:val="0"/>
+          <w:sz w:val="32"/>
+          <w:szCs w:val="32"/>
+          <w:lang w:val="th-TH" w:bidi="th-TH"/>
+        </w:rPr>
+        <w:t>Transaction</w:t>
+      </w:r>
+      <w:r>
+        <w:rPr>
+          <w:rFonts w:ascii="TH Sarabun New" w:hAnsi="TH Sarabun New" w:cs="TH Sarabun New" w:eastAsia="TH Sarabun New" w:hint="cs"/>
+          <w:b w:val="0"/>
+          <w:i w:val="0"/>
+          <w:sz w:val="32"/>
+          <w:szCs w:val="32"/>
+          <w:cs/>
+          <w:lang w:val="th-TH" w:bidi="th-TH"/>
+        </w:rPr>
+        <w:t xml:space="preserve"> — ตัดสต็อกทั้งบิลสำเร็จพร้อมกัน หรือยกเลิกทั้งบิล (commit / rollback)</w:t>
+      </w:r>
+    </w:p>
+    <w:p>
+      <w:pPr>
+        <w:pStyle w:val="ListBullet"/>
+        <w:spacing w:after="20"/>
+      </w:pPr>
+      <w:r>
+        <w:rPr>
+          <w:rFonts w:ascii="TH Sarabun New" w:hAnsi="TH Sarabun New" w:cs="TH Sarabun New" w:eastAsia="TH Sarabun New"/>
+          <w:b/>
+          <w:bCs/>
+          <w:i w:val="0"/>
+          <w:sz w:val="32"/>
+          <w:szCs w:val="32"/>
+          <w:lang w:val="th-TH" w:bidi="th-TH"/>
+        </w:rPr>
+        <w:t>Prepared Statement</w:t>
+      </w:r>
+      <w:r>
+        <w:rPr>
+          <w:rFonts w:ascii="TH Sarabun New" w:hAnsi="TH Sarabun New" w:cs="TH Sarabun New" w:eastAsia="TH Sarabun New" w:hint="cs"/>
+          <w:b w:val="0"/>
+          <w:i w:val="0"/>
+          <w:sz w:val="32"/>
+          <w:szCs w:val="32"/>
+          <w:cs/>
+          <w:lang w:val="th-TH" w:bidi="th-TH"/>
+        </w:rPr>
+        <w:t xml:space="preserve"> — ใช้ ? แยกข้อมูลออกจากคำสั่ง SQL ป้องกัน SQL Injection</w:t>
+      </w:r>
+    </w:p>
+    <w:p>
+      <w:pPr>
+        <w:pStyle w:val="ListBullet"/>
+        <w:spacing w:after="20"/>
+      </w:pPr>
+      <w:r>
+        <w:rPr>
+          <w:rFonts w:ascii="TH Sarabun New" w:hAnsi="TH Sarabun New" w:cs="TH Sarabun New" w:eastAsia="TH Sarabun New"/>
+          <w:b/>
+          <w:bCs/>
+          <w:i w:val="0"/>
+          <w:sz w:val="32"/>
+          <w:szCs w:val="32"/>
+          <w:lang w:val="th-TH" w:bidi="th-TH"/>
+        </w:rPr>
+        <w:t>stock &gt;= ?</w:t>
+      </w:r>
+      <w:r>
+        <w:rPr>
+          <w:rFonts w:ascii="TH Sarabun New" w:hAnsi="TH Sarabun New" w:cs="TH Sarabun New" w:eastAsia="TH Sarabun New" w:hint="cs"/>
+          <w:b w:val="0"/>
+          <w:i w:val="0"/>
+          <w:sz w:val="32"/>
+          <w:szCs w:val="32"/>
+          <w:cs/>
+          <w:lang w:val="th-TH" w:bidi="th-TH"/>
+        </w:rPr>
+        <w:t xml:space="preserve"> — ป้องกันสต็อกติดลบ เมื่อ 2 เครื่องขายสินค้าชิ้นสุดท้ายพร้อมกัน</w:t>
+      </w:r>
+    </w:p>
+    <w:p>
+      <w:pPr>
+        <w:pStyle w:val="ListBullet"/>
+        <w:spacing w:after="20"/>
+      </w:pPr>
+      <w:r>
+        <w:rPr>
+          <w:rFonts w:ascii="TH Sarabun New" w:hAnsi="TH Sarabun New" w:cs="TH Sarabun New" w:eastAsia="TH Sarabun New" w:hint="cs"/>
+          <w:b/>
+          <w:bCs/>
+          <w:i w:val="0"/>
+          <w:sz w:val="32"/>
+          <w:szCs w:val="32"/>
+          <w:cs/>
+          <w:lang w:val="th-TH" w:bidi="th-TH"/>
+        </w:rPr>
+        <w:t>ตรวจสต็อก 3 ชั้น</w:t>
+      </w:r>
+      <w:r>
+        <w:rPr>
+          <w:rFonts w:ascii="TH Sarabun New" w:hAnsi="TH Sarabun New" w:cs="TH Sarabun New" w:eastAsia="TH Sarabun New" w:hint="cs"/>
+          <w:b w:val="0"/>
+          <w:i w:val="0"/>
+          <w:sz w:val="32"/>
+          <w:szCs w:val="32"/>
+          <w:cs/>
+          <w:lang w:val="th-TH" w:bidi="th-TH"/>
+        </w:rPr>
+        <w:t xml:space="preserve"> — หน้าเว็บ (cart.js) → PHP (stock &gt;= ?) → ฐานข้อมูล (CHECK stock &gt;= 0)</w:t>
+      </w:r>
+    </w:p>
+    <w:p>
+      <w:pPr>
+        <w:pStyle w:val="Heading2"/>
+      </w:pPr>
+      <w:r>
+        <w:rPr>
+          <w:rFonts w:ascii="TH Sarabun New" w:hAnsi="TH Sarabun New" w:cs="TH Sarabun New" w:eastAsia="TH Sarabun New"/>
+          <w:b/>
+          <w:bCs/>
+          <w:color w:val="000000"/>
+          <w:sz w:val="36"/>
+          <w:szCs w:val="36"/>
+          <w:lang w:val="th-TH" w:bidi="th-TH"/>
+        </w:rPr>
+        <w:t>4. Demo</w:t>
+      </w:r>
+    </w:p>
+    <w:p>
+      <w:pPr>
+        <w:pStyle w:val="Heading3"/>
+      </w:pPr>
+      <w:r>
+        <w:rPr>
+          <w:rFonts w:ascii="TH Sarabun New" w:hAnsi="TH Sarabun New" w:cs="TH Sarabun New" w:eastAsia="TH Sarabun New" w:hint="cs"/>
+          <w:b/>
+          <w:bCs/>
+          <w:color w:val="000000"/>
+          <w:sz w:val="32"/>
+          <w:szCs w:val="32"/>
+          <w:cs/>
+          <w:lang w:val="th-TH" w:bidi="th-TH"/>
+        </w:rPr>
+        <w:t>4.1 สคริปต์ Live Demo (ทำตามลำดับ)</w:t>
       </w:r>
     </w:p>
     <w:p>
@@ -1992,12 +2443,12 @@
           <w:cs/>
           <w:lang w:val="th-TH" w:bidi="th-TH"/>
         </w:rPr>
-        <w:t>ตัวเลขในสคริปต์อ้างอิงข้อมูลตั้งต้นจาก database.sql (ผักกาดขาว 25 บาท/สต็อก 20, ปลาทูนึ่ง 60/3, กล้วย 30/2) ยอดหลังขั้นที่ 4 = 50 + 60 + 60 = 170 บาท</w:t>
+        <w:t>ขั้น 1–4: วิทยาพูด / ภคพลคลิก   ขั้น 5–7: ภคพลพูด / วิทยาคลิก   ตัวเลขอ้างอิงข้อมูลตั้งต้นจาก database.sql (ยอดหลังขั้นที่ 4 = 50 + 60 + 60 = 170 บาท)</w:t>
       </w:r>
     </w:p>
     <w:p>
       <w:pPr>
-        <w:pStyle w:val="Heading2"/>
+        <w:pStyle w:val="Heading3"/>
       </w:pPr>
       <w:r>
         <w:rPr>
@@ -2005,12 +2456,140 @@
           <w:b/>
           <w:bCs/>
           <w:color w:val="000000"/>
-          <w:sz w:val="36"/>
-          <w:szCs w:val="36"/>
+          <w:sz w:val="32"/>
+          <w:szCs w:val="32"/>
           <w:cs/>
           <w:lang w:val="th-TH" w:bidi="th-TH"/>
         </w:rPr>
-        <w:t>4. แผนสำรองทางเทคนิค (Technical Backup Plan)</w:t>
+        <w:t>4.2 ผลการทดสอบ</w:t>
+      </w:r>
+    </w:p>
+    <w:p>
+      <w:pPr>
+        <w:pStyle w:val="ListBullet"/>
+        <w:spacing w:after="20"/>
+      </w:pPr>
+      <w:r>
+        <w:rPr>
+          <w:rFonts w:ascii="TH Sarabun New" w:hAnsi="TH Sarabun New" w:cs="TH Sarabun New" w:eastAsia="TH Sarabun New" w:hint="cs"/>
+          <w:b w:val="0"/>
+          <w:i w:val="0"/>
+          <w:sz w:val="32"/>
+          <w:szCs w:val="32"/>
+          <w:cs/>
+          <w:lang w:val="th-TH" w:bidi="th-TH"/>
+        </w:rPr>
+        <w:t xml:space="preserve">System Test บน XAMPP จริง ผ่าน </w:t>
+      </w:r>
+      <w:r>
+        <w:rPr>
+          <w:rFonts w:ascii="TH Sarabun New" w:hAnsi="TH Sarabun New" w:cs="TH Sarabun New" w:eastAsia="TH Sarabun New" w:hint="cs"/>
+          <w:b/>
+          <w:bCs/>
+          <w:i w:val="0"/>
+          <w:sz w:val="32"/>
+          <w:szCs w:val="32"/>
+          <w:cs/>
+          <w:lang w:val="th-TH" w:bidi="th-TH"/>
+        </w:rPr>
+        <w:t>15/15 กรณี</w:t>
+      </w:r>
+      <w:r>
+        <w:rPr>
+          <w:rFonts w:ascii="TH Sarabun New" w:hAnsi="TH Sarabun New" w:cs="TH Sarabun New" w:eastAsia="TH Sarabun New" w:hint="cs"/>
+          <w:b w:val="0"/>
+          <w:i w:val="0"/>
+          <w:sz w:val="32"/>
+          <w:szCs w:val="32"/>
+          <w:cs/>
+          <w:lang w:val="th-TH" w:bidi="th-TH"/>
+        </w:rPr>
+        <w:t xml:space="preserve"> รวมถึงกรณี Rollback ทั้งบิล และทดลองโจมตีด้วย SQL Injection</w:t>
+      </w:r>
+    </w:p>
+    <w:p>
+      <w:pPr>
+        <w:pStyle w:val="ListBullet"/>
+        <w:spacing w:after="20"/>
+      </w:pPr>
+      <w:r>
+        <w:rPr>
+          <w:rFonts w:ascii="TH Sarabun New" w:hAnsi="TH Sarabun New" w:cs="TH Sarabun New" w:eastAsia="TH Sarabun New" w:hint="cs"/>
+          <w:b w:val="0"/>
+          <w:i w:val="0"/>
+          <w:sz w:val="32"/>
+          <w:szCs w:val="32"/>
+          <w:cs/>
+          <w:lang w:val="th-TH" w:bidi="th-TH"/>
+        </w:rPr>
+        <w:t xml:space="preserve">Unit Test อัตโนมัติ (tests/test_logic.mjs) ผ่าน </w:t>
+      </w:r>
+      <w:r>
+        <w:rPr>
+          <w:rFonts w:ascii="TH Sarabun New" w:hAnsi="TH Sarabun New" w:cs="TH Sarabun New" w:eastAsia="TH Sarabun New" w:hint="cs"/>
+          <w:b/>
+          <w:bCs/>
+          <w:i w:val="0"/>
+          <w:sz w:val="32"/>
+          <w:szCs w:val="32"/>
+          <w:cs/>
+          <w:lang w:val="th-TH" w:bidi="th-TH"/>
+        </w:rPr>
+        <w:t>14/14 กรณี</w:t>
+      </w:r>
+    </w:p>
+    <w:p>
+      <w:pPr>
+        <w:pStyle w:val="ListBullet"/>
+        <w:spacing w:after="20"/>
+      </w:pPr>
+      <w:r>
+        <w:rPr>
+          <w:rFonts w:ascii="TH Sarabun New" w:hAnsi="TH Sarabun New" w:cs="TH Sarabun New" w:eastAsia="TH Sarabun New" w:hint="cs"/>
+          <w:b w:val="0"/>
+          <w:i w:val="0"/>
+          <w:sz w:val="32"/>
+          <w:szCs w:val="32"/>
+          <w:cs/>
+          <w:lang w:val="th-TH" w:bidi="th-TH"/>
+        </w:rPr>
+        <w:t>ผู้ใช้ทดลองประเมินว่าใช้งานง่าย ถูกต้อง รวดเร็ว และมีประโยชน์ ส่วนความสวยงามได้ปรับปรุงแล้ว</w:t>
+      </w:r>
+    </w:p>
+    <w:p>
+      <w:pPr>
+        <w:pStyle w:val="ListBullet"/>
+        <w:spacing w:after="20"/>
+      </w:pPr>
+      <w:r>
+        <w:rPr>
+          <w:rFonts w:ascii="TH Sarabun New" w:hAnsi="TH Sarabun New" w:cs="TH Sarabun New" w:eastAsia="TH Sarabun New" w:hint="cs"/>
+          <w:b w:val="0"/>
+          <w:i w:val="0"/>
+          <w:sz w:val="32"/>
+          <w:szCs w:val="32"/>
+          <w:cs/>
+          <w:lang w:val="th-TH" w:bidi="th-TH"/>
+        </w:rPr>
+        <w:t>พบและแก้ Bug 4 จุด เช่น สต็อกในฐานข้อมูลติดลบได้ และ 1,000,000 บาทอ่านว่า "หนึ่งบาทถ้วน"</w:t>
+      </w:r>
+    </w:p>
+    <w:p>
+      <w:pPr>
+        <w:pStyle w:val="Heading3"/>
+      </w:pPr>
+      <w:r>
+        <w:rPr>
+          <w:rFonts w:ascii="TH Sarabun New" w:hAnsi="TH Sarabun New" w:cs="TH Sarabun New" w:eastAsia="TH Sarabun New" w:hint="cs"/>
+          <w:b/>
+          <w:bCs/>
+          <w:color w:val="000000"/>
+          <w:sz w:val="32"/>
+          <w:szCs w:val="32"/>
+          <w:cs/>
+          <w:lang w:val="th-TH" w:bidi="th-TH"/>
+        </w:rPr>
+        <w:t>4.3 แผนสำรองทางเทคนิค (Technical Backup Plan)</w:t>
       </w:r>
     </w:p>
     <w:tbl>
@@ -2213,7 +2792,7 @@
                 <w:cs/>
                 <w:lang w:val="th-TH" w:bidi="th-TH"/>
               </w:rPr>
-              <w:t>เปิด Fallback Video ความยาว 2–3 นาที (อัดล่วงหน้าตามสคริปต์ขั้น 1–7) จาก Flash drive หรือมือถือ</w:t>
+              <w:t>เปิด Fallback Video (backup/Fallback_Demo_Video.mp4) ความยาว 2:32 นาที</w:t>
             </w:r>
           </w:p>
         </w:tc>
@@ -2261,7 +2840,7 @@
                 <w:cs/>
                 <w:lang w:val="th-TH" w:bidi="th-TH"/>
               </w:rPr>
-              <w:t>ไม่ต้องตกใจ อธิบายตามตัวเลขที่เห็นจริง หรือ Import database.sql ใหม่ (ใช้เวลาไม่ถึง 10 วินาที)</w:t>
+              <w:t>อธิบายตามตัวเลขที่เห็นจริง หรือ Import database.sql ใหม่ (ใช้เวลาไม่ถึง 10 วินาที)</w:t>
             </w:r>
           </w:p>
         </w:tc>
@@ -2283,7 +2862,7 @@
           <w:cs/>
           <w:lang w:val="th-TH" w:bidi="th-TH"/>
         </w:rPr>
-        <w:t>5. คลังคำถาม–คำตอบ (Q&amp;A) ที่อาจารย์น่าจะถาม</w:t>
+        <w:t>5. ถาม–ตอบ</w:t>
       </w:r>
     </w:p>
     <w:p>
@@ -2300,7 +2879,7 @@
           <w:cs/>
           <w:lang w:val="th-TH" w:bidi="th-TH"/>
         </w:rPr>
-        <w:t>อาจารย์จะสุ่มถามรายบุคคล เจาะลึกโค้ด สถาปัตยกรรม และการแก้ปัญหา ทั้งสองคนควรตอบได้ทุกข้อ</w:t>
+        <w:t>ก่อนเข้าช่วงถาม–ตอบ สรุปสั้นๆ ว่า "ระบบแก้ปัญหาการคิดเงินในตลาดสดได้จริง AI ช่วยให้พัฒนาได้เร็ว แต่ผู้พัฒนาต้องเข้าใจ ทดสอบ และรับผิดชอบโค้ดเอง" อาจารย์จะสุ่มถามรายบุคคล เจาะลึกโค้ด สถาปัตยกรรม และการแก้ปัญหา ทั้งสองคนควรตอบได้ทุกข้อ ต่อไปนี้คือคำถามที่เตรียมไว้</w:t>
       </w:r>
     </w:p>
     <w:p>
@@ -3298,7 +3877,7 @@
           <w:cs/>
           <w:lang w:val="th-TH" w:bidi="th-TH"/>
         </w:rPr>
-        <w:t>6. รายการตรวจสอบก่อนสอบ (Checklist)</w:t>
+        <w:t>ภาคผนวก: รายการตรวจสอบก่อนสอบ (Checklist)</w:t>
       </w:r>
     </w:p>
     <w:p>
@@ -3316,7 +3895,7 @@
           <w:cs/>
           <w:lang w:val="th-TH" w:bidi="th-TH"/>
         </w:rPr>
-        <w:t>ส่งไฟล์ล่วงหน้า 24 ชั่วโมงใน MS Teams: สไลด์ PDF, ลิงก์ Git Repository (Public), เล่มรายงาน (ใบงานที่ 7)</w:t>
+        <w:t>ส่งใน MS Teams: สไลด์ PDF, ลิงก์ Git Repository (Public), เล่มรายงาน (ใบงานที่ 7)</w:t>
       </w:r>
     </w:p>
     <w:p>
@@ -3333,7 +3912,7 @@
           <w:szCs w:val="32"/>
           <w:lang w:val="th-TH" w:bidi="th-TH"/>
         </w:rPr>
-        <w:t>Git Repository: https://github.com/wittayaaasei-eng/thawirot-pos (Public)</w:t>
+        <w:t>Git Repository: https://github.com/wittayaaasei-eng/thawirot-pos</w:t>
       </w:r>
     </w:p>
     <w:p>
@@ -3351,7 +3930,7 @@
           <w:cs/>
           <w:lang w:val="th-TH" w:bidi="th-TH"/>
         </w:rPr>
-        <w:t>XAMPP ติดตั้งแล้วที่ C:\xampp และโปรเจกต์ลิงก์ไว้ที่ htdocs\thawirot-pos แล้ว ก่อนสอบเปิด XAMPP Control Panel กด Start ที่ Apache และ MySQL แล้วเปิด http://localhost/thawirot-pos/</w:t>
+        <w:t>ก่อนถึงคิว: เปิด XAMPP Control Panel กด Start ที่ Apache และ MySQL, Import database.sql ใหม่, เปิด http://localhost/thawirot-pos/</w:t>
       </w:r>
     </w:p>
     <w:p>
@@ -3369,7 +3948,7 @@
           <w:cs/>
           <w:lang w:val="th-TH" w:bidi="th-TH"/>
         </w:rPr>
-        <w:t>อัด Fallback Video 2–3 นาทีตามสคริปต์ Demo</w:t>
+        <w:t>ซ้อมจับเวลาอย่างน้อย 2 รอบ ให้หัวข้อ 1–3 จบภายใน 6 นาที</w:t>
       </w:r>
     </w:p>
     <w:p>
@@ -3387,25 +3966,7 @@
           <w:cs/>
           <w:lang w:val="th-TH" w:bidi="th-TH"/>
         </w:rPr>
-        <w:t>ซ้อมจับเวลาอย่างน้อย 2 รอบ ให้ส่วนที่ 1 จบภายใน 6 นาที</w:t>
-      </w:r>
-    </w:p>
-    <w:p>
-      <w:pPr>
-        <w:pStyle w:val="ListBullet"/>
-        <w:spacing w:after="20"/>
-      </w:pPr>
-      <w:r>
-        <w:rPr>
-          <w:rFonts w:ascii="TH Sarabun New" w:hAnsi="TH Sarabun New" w:cs="TH Sarabun New" w:eastAsia="TH Sarabun New" w:hint="cs"/>
-          <w:b w:val="0"/>
-          <w:i w:val="0"/>
-          <w:sz w:val="32"/>
-          <w:szCs w:val="32"/>
-          <w:cs/>
-          <w:lang w:val="th-TH" w:bidi="th-TH"/>
-        </w:rPr>
-        <w:t>วันสอบ: ชุดนักศึกษา, หัวแปลง HDMI/USB-C, ถึงห้องก่อน 8:45 น., เปิด XAMPP และ Import database.sql ใหม่ก่อนถึงคิว</w:t>
+        <w:t>วันสอบ: ชุดนักศึกษา, หัวแปลง HDMI/USB-C, ถึงห้องก่อน 8:45 น.</w:t>
       </w:r>
     </w:p>
     <w:sectPr>
